--- a/07 diplomova_prace_murcek_1prak _comJB.docx
+++ b/07 diplomova_prace_murcek_1prak _comJB.docx
@@ -3103,6 +3103,7 @@
       </w:pPr>
       <w:bookmarkStart w:id="48" w:name="_Toc226103414"/>
       <w:bookmarkStart w:id="49" w:name="_Toc226761440"/>
+      <w:bookmarkStart w:id="50" w:name="_Hlk227013921"/>
       <w:r>
         <w:t>Test mediace skrz profesní skupinu</w:t>
       </w:r>
@@ -3117,7 +3118,7 @@
           <w:lang w:val="cs-CZ"/>
         </w:rPr>
       </w:pPr>
-      <w:commentRangeStart w:id="50"/>
+      <w:commentRangeStart w:id="51"/>
       <w:r>
         <w:rPr>
           <w:lang w:val="cs-CZ"/>
@@ -3163,7 +3164,7 @@
         </w:rPr>
         <w:t>naznačuje, že typ pozice je jedním z kanálů, kterým se AI dovednosti promítají do vyšších mezd.</w:t>
       </w:r>
-      <w:commentRangeEnd w:id="50"/>
+      <w:commentRangeEnd w:id="51"/>
       <w:r>
         <w:rPr>
           <w:rStyle w:val="Odkaznakoment"/>
@@ -3171,7 +3172,47 @@
           <w:szCs w:val="24"/>
           <w:lang w:val="cs-CZ"/>
         </w:rPr>
-        <w:commentReference w:id="50"/>
+        <w:commentReference w:id="51"/>
+      </w:r>
+    </w:p>
+    <w:p>
+      <w:pPr>
+        <w:pStyle w:val="Normlnweb"/>
+        <w:ind w:left="0"/>
+        <w:jc w:val="both"/>
+        <w:rPr>
+          <w:lang w:val="cs-CZ"/>
+        </w:rPr>
+      </w:pPr>
+      <w:r>
+        <w:rPr>
+          <w:lang w:val="cs-CZ"/>
+        </w:rPr>
+        <w:t xml:space="preserve">Předpoklad přímého vztahu mezi AI požadavky a profesní skupinou </w:t>
+      </w:r>
+      <w:r>
+        <w:rPr>
+          <w:lang w:val="cs-CZ"/>
+        </w:rPr>
+        <w:t xml:space="preserve">dále </w:t>
+      </w:r>
+      <w:r>
+        <w:rPr>
+          <w:lang w:val="cs-CZ"/>
+        </w:rPr>
+        <w:t>potvrzuje binární logistický model (</w:t>
+      </w:r>
+      <w:r>
+        <w:rPr>
+          <w:lang w:val="cs-CZ"/>
+        </w:rPr>
+        <w:t>kapitola</w:t>
+      </w:r>
+      <w:r>
+        <w:rPr>
+          <w:lang w:val="cs-CZ"/>
+        </w:rPr>
+        <w:t xml:space="preserve"> 5.4), kde je job family vysoce signifikantním prediktorem pravděpodobnosti AI požadavku (p &lt; 0,001 u všech kategorií) — podmínka mediace dle Barona a Kennyho (1986) je tedy splněna.</w:t>
       </w:r>
     </w:p>
     <w:p>
@@ -3183,21 +3224,22 @@
         </w:numPr>
         <w:ind w:left="720" w:hanging="720"/>
       </w:pPr>
-      <w:bookmarkStart w:id="51" w:name="_Toc226761441"/>
-      <w:bookmarkStart w:id="52" w:name="_Hlk226760517"/>
-      <w:commentRangeStart w:id="53"/>
+      <w:bookmarkStart w:id="52" w:name="_Toc226761441"/>
+      <w:bookmarkStart w:id="53" w:name="_Hlk226760517"/>
+      <w:bookmarkEnd w:id="50"/>
+      <w:commentRangeStart w:id="54"/>
       <w:r>
         <w:t>Testování cirkularity</w:t>
       </w:r>
-      <w:bookmarkEnd w:id="51"/>
-      <w:commentRangeEnd w:id="53"/>
+      <w:bookmarkEnd w:id="52"/>
+      <w:commentRangeEnd w:id="54"/>
       <w:r>
         <w:rPr>
           <w:rStyle w:val="Odkaznakoment"/>
           <w:sz w:val="24"/>
           <w:szCs w:val="24"/>
         </w:rPr>
-        <w:commentReference w:id="53"/>
+        <w:commentReference w:id="54"/>
       </w:r>
     </w:p>
     <w:p>
@@ -3205,8 +3247,8 @@
         <w:pStyle w:val="Zkladntext"/>
         <w:ind w:left="0"/>
       </w:pPr>
-      <w:bookmarkStart w:id="54" w:name="_Hlk226760106"/>
-      <w:bookmarkEnd w:id="52"/>
+      <w:bookmarkStart w:id="55" w:name="_Hlk226760106"/>
+      <w:bookmarkEnd w:id="53"/>
       <w:r>
         <w:t>Vzhledem k faktu, že některé proměnné kategorie skill cluster, konkrétně se jedná o proměnné Generative AI (GPT, LLM, Copilot aj.) a Data Science / Machine Learning (TensorFlow, PyTorch, scikit-learn aj.), byly získ</w:t>
       </w:r>
@@ -3220,12 +3262,16 @@
         <w:t xml:space="preserve">velmi obdobně </w:t>
       </w:r>
       <w:r>
-        <w:t xml:space="preserve">jako proměnná úrovně samotného AI požadavku (obě prostřednictvím extrakce z textu pracovního inzerátu), byl proveden test cirkularity. Zahrnutí těchto proměnných jako prediktorů v mzdovém modelu vedle </w:t>
+        <w:t xml:space="preserve">jako proměnná úrovně samotného AI požadavku (obě prostřednictvím extrakce z textu pracovního inzerátu), byl proveden test cirkularity. Zahrnutí těchto proměnných jako prediktorů v </w:t>
+      </w:r>
+      <w:r>
+        <w:lastRenderedPageBreak/>
+        <w:t xml:space="preserve">mzdovém modelu vedle </w:t>
       </w:r>
       <w:r>
         <w:t xml:space="preserve">proměnné úrovně </w:t>
       </w:r>
-      <w:commentRangeStart w:id="55"/>
+      <w:commentRangeStart w:id="56"/>
       <w:r>
         <w:t xml:space="preserve">AI </w:t>
       </w:r>
@@ -3235,14 +3281,14 @@
       <w:r>
         <w:t xml:space="preserve"> </w:t>
       </w:r>
-      <w:commentRangeEnd w:id="55"/>
+      <w:commentRangeEnd w:id="56"/>
       <w:r>
         <w:rPr>
           <w:rStyle w:val="Odkaznakoment"/>
           <w:sz w:val="24"/>
           <w:szCs w:val="22"/>
         </w:rPr>
-        <w:commentReference w:id="55"/>
+        <w:commentReference w:id="56"/>
       </w:r>
       <w:r>
         <w:t>by mohlo potenciálně zkreslovat odhad AI mzdové prémie, jelikož pozice, která v textu zmiňuje např. GPT či TensorFlow, bude s vysokou pravděpodobností klasifikována také jako pozice s AI požadavkem.</w:t>
@@ -3254,7 +3300,6 @@
         <w:ind w:left="0" w:firstLine="0"/>
       </w:pPr>
       <w:r>
-        <w:lastRenderedPageBreak/>
         <w:t xml:space="preserve">Z tohoto důvodu byla vytvořena nová varianta Modelu C, kde byl vyřazeny právě clustery Generative AI a Data Science / ML. Výsledný model (Model C-nocirc) byl porovnán s původním. Výsledky ukazují, že vyřazení těchto dvou clusterů nemá významný dopad na odhady modelu. Koeficienty AI Integration a Applied/Core AI zůstávají vysoce statisticky významné (p &lt; 0,001) a po vyřazení cirkulárních clusterů se mírně zvyšují (AI Integration z 7,8 % na 8,9 % a Applied/Core AI z 10,1 % na 12,3 %). Toto zjištění prakticky znamená, že plný Model C vlastně poskytuje konzervativnější odhad AI prémie. Koeficienty všech ostatních prediktorů v modelu zůstávají prakticky beze změny a pokles R² činí pouze 0,05 procentního bodu. Na základě těchto zjištění lze konstatovat, že odhadovaná AI mzdová prémie není </w:t>
       </w:r>
       <w:r>
@@ -3334,7 +3379,7 @@
         </w:rPr>
         <w:t xml:space="preserve"> Determinanty </w:t>
       </w:r>
-      <w:commentRangeStart w:id="56"/>
+      <w:commentRangeStart w:id="57"/>
       <w:r>
         <w:rPr>
           <w:i/>
@@ -3342,7 +3387,7 @@
         </w:rPr>
         <w:t xml:space="preserve">log(platu) </w:t>
       </w:r>
-      <w:commentRangeEnd w:id="56"/>
+      <w:commentRangeEnd w:id="57"/>
       <w:r>
         <w:rPr>
           <w:rStyle w:val="Odkaznakoment"/>
@@ -3351,7 +3396,7 @@
           <w:sz w:val="24"/>
           <w:szCs w:val="22"/>
         </w:rPr>
-        <w:commentReference w:id="56"/>
+        <w:commentReference w:id="57"/>
       </w:r>
       <w:r>
         <w:rPr>
@@ -3385,12 +3430,6 @@
         <w:gridCol w:w="1260"/>
       </w:tblGrid>
       <w:tr>
-        <w:tblPrEx>
-          <w:tblCellMar>
-            <w:top w:w="0" w:type="dxa"/>
-            <w:bottom w:w="0" w:type="dxa"/>
-          </w:tblCellMar>
-        </w:tblPrEx>
         <w:tc>
           <w:tcPr>
             <w:tcW w:w="2616" w:type="dxa"/>
@@ -3545,12 +3584,6 @@
         </w:tc>
       </w:tr>
       <w:tr>
-        <w:tblPrEx>
-          <w:tblCellMar>
-            <w:top w:w="0" w:type="dxa"/>
-            <w:bottom w:w="0" w:type="dxa"/>
-          </w:tblCellMar>
-        </w:tblPrEx>
         <w:tc>
           <w:tcPr>
             <w:tcW w:w="2616" w:type="dxa"/>
@@ -3706,12 +3739,6 @@
         </w:tc>
       </w:tr>
       <w:tr>
-        <w:tblPrEx>
-          <w:tblCellMar>
-            <w:top w:w="0" w:type="dxa"/>
-            <w:bottom w:w="0" w:type="dxa"/>
-          </w:tblCellMar>
-        </w:tblPrEx>
         <w:tc>
           <w:tcPr>
             <w:tcW w:w="2616" w:type="dxa"/>
@@ -3874,12 +3901,6 @@
         </w:tc>
       </w:tr>
       <w:tr>
-        <w:tblPrEx>
-          <w:tblCellMar>
-            <w:top w:w="0" w:type="dxa"/>
-            <w:bottom w:w="0" w:type="dxa"/>
-          </w:tblCellMar>
-        </w:tblPrEx>
         <w:tc>
           <w:tcPr>
             <w:tcW w:w="2616" w:type="dxa"/>
@@ -4007,12 +4028,6 @@
         </w:tc>
       </w:tr>
       <w:tr>
-        <w:tblPrEx>
-          <w:tblCellMar>
-            <w:top w:w="0" w:type="dxa"/>
-            <w:bottom w:w="0" w:type="dxa"/>
-          </w:tblCellMar>
-        </w:tblPrEx>
         <w:tc>
           <w:tcPr>
             <w:tcW w:w="2616" w:type="dxa"/>
@@ -4207,12 +4222,6 @@
         </w:tc>
       </w:tr>
       <w:tr>
-        <w:tblPrEx>
-          <w:tblCellMar>
-            <w:top w:w="0" w:type="dxa"/>
-            <w:bottom w:w="0" w:type="dxa"/>
-          </w:tblCellMar>
-        </w:tblPrEx>
         <w:tc>
           <w:tcPr>
             <w:tcW w:w="2616" w:type="dxa"/>
@@ -4368,12 +4377,6 @@
         </w:tc>
       </w:tr>
       <w:tr>
-        <w:tblPrEx>
-          <w:tblCellMar>
-            <w:top w:w="0" w:type="dxa"/>
-            <w:bottom w:w="0" w:type="dxa"/>
-          </w:tblCellMar>
-        </w:tblPrEx>
         <w:tc>
           <w:tcPr>
             <w:tcW w:w="2616" w:type="dxa"/>
@@ -4501,12 +4504,6 @@
         </w:tc>
       </w:tr>
       <w:tr>
-        <w:tblPrEx>
-          <w:tblCellMar>
-            <w:top w:w="0" w:type="dxa"/>
-            <w:bottom w:w="0" w:type="dxa"/>
-          </w:tblCellMar>
-        </w:tblPrEx>
         <w:tc>
           <w:tcPr>
             <w:tcW w:w="2616" w:type="dxa"/>
@@ -4701,12 +4698,6 @@
         </w:tc>
       </w:tr>
       <w:tr>
-        <w:tblPrEx>
-          <w:tblCellMar>
-            <w:top w:w="0" w:type="dxa"/>
-            <w:bottom w:w="0" w:type="dxa"/>
-          </w:tblCellMar>
-        </w:tblPrEx>
         <w:tc>
           <w:tcPr>
             <w:tcW w:w="2616" w:type="dxa"/>
@@ -4862,12 +4853,6 @@
         </w:tc>
       </w:tr>
       <w:tr>
-        <w:tblPrEx>
-          <w:tblCellMar>
-            <w:top w:w="0" w:type="dxa"/>
-            <w:bottom w:w="0" w:type="dxa"/>
-          </w:tblCellMar>
-        </w:tblPrEx>
         <w:tc>
           <w:tcPr>
             <w:tcW w:w="2616" w:type="dxa"/>
@@ -4995,12 +4980,6 @@
         </w:tc>
       </w:tr>
       <w:tr>
-        <w:tblPrEx>
-          <w:tblCellMar>
-            <w:top w:w="0" w:type="dxa"/>
-            <w:bottom w:w="0" w:type="dxa"/>
-          </w:tblCellMar>
-        </w:tblPrEx>
         <w:tc>
           <w:tcPr>
             <w:tcW w:w="2616" w:type="dxa"/>
@@ -5202,12 +5181,6 @@
         </w:tc>
       </w:tr>
       <w:tr>
-        <w:tblPrEx>
-          <w:tblCellMar>
-            <w:top w:w="0" w:type="dxa"/>
-            <w:bottom w:w="0" w:type="dxa"/>
-          </w:tblCellMar>
-        </w:tblPrEx>
         <w:tc>
           <w:tcPr>
             <w:tcW w:w="2616" w:type="dxa"/>
@@ -5363,12 +5336,6 @@
         </w:tc>
       </w:tr>
       <w:tr>
-        <w:tblPrEx>
-          <w:tblCellMar>
-            <w:top w:w="0" w:type="dxa"/>
-            <w:bottom w:w="0" w:type="dxa"/>
-          </w:tblCellMar>
-        </w:tblPrEx>
         <w:tc>
           <w:tcPr>
             <w:tcW w:w="2616" w:type="dxa"/>
@@ -5496,12 +5463,6 @@
         </w:tc>
       </w:tr>
       <w:tr>
-        <w:tblPrEx>
-          <w:tblCellMar>
-            <w:top w:w="0" w:type="dxa"/>
-            <w:bottom w:w="0" w:type="dxa"/>
-          </w:tblCellMar>
-        </w:tblPrEx>
         <w:tc>
           <w:tcPr>
             <w:tcW w:w="2616" w:type="dxa"/>
@@ -5657,12 +5618,6 @@
         </w:tc>
       </w:tr>
       <w:tr>
-        <w:tblPrEx>
-          <w:tblCellMar>
-            <w:top w:w="0" w:type="dxa"/>
-            <w:bottom w:w="0" w:type="dxa"/>
-          </w:tblCellMar>
-        </w:tblPrEx>
         <w:tc>
           <w:tcPr>
             <w:tcW w:w="2616" w:type="dxa"/>
@@ -5790,12 +5745,6 @@
         </w:tc>
       </w:tr>
       <w:tr>
-        <w:tblPrEx>
-          <w:tblCellMar>
-            <w:top w:w="0" w:type="dxa"/>
-            <w:bottom w:w="0" w:type="dxa"/>
-          </w:tblCellMar>
-        </w:tblPrEx>
         <w:tc>
           <w:tcPr>
             <w:tcW w:w="2616" w:type="dxa"/>
@@ -5975,12 +5924,6 @@
         </w:tc>
       </w:tr>
       <w:tr>
-        <w:tblPrEx>
-          <w:tblCellMar>
-            <w:top w:w="0" w:type="dxa"/>
-            <w:bottom w:w="0" w:type="dxa"/>
-          </w:tblCellMar>
-        </w:tblPrEx>
         <w:tc>
           <w:tcPr>
             <w:tcW w:w="2616" w:type="dxa"/>
@@ -6129,12 +6072,6 @@
         </w:tc>
       </w:tr>
       <w:tr>
-        <w:tblPrEx>
-          <w:tblCellMar>
-            <w:top w:w="0" w:type="dxa"/>
-            <w:bottom w:w="0" w:type="dxa"/>
-          </w:tblCellMar>
-        </w:tblPrEx>
         <w:tc>
           <w:tcPr>
             <w:tcW w:w="2616" w:type="dxa"/>
@@ -6262,12 +6199,6 @@
         </w:tc>
       </w:tr>
       <w:tr>
-        <w:tblPrEx>
-          <w:tblCellMar>
-            <w:top w:w="0" w:type="dxa"/>
-            <w:bottom w:w="0" w:type="dxa"/>
-          </w:tblCellMar>
-        </w:tblPrEx>
         <w:tc>
           <w:tcPr>
             <w:tcW w:w="2616" w:type="dxa"/>
@@ -6447,12 +6378,6 @@
         </w:tc>
       </w:tr>
       <w:tr>
-        <w:tblPrEx>
-          <w:tblCellMar>
-            <w:top w:w="0" w:type="dxa"/>
-            <w:bottom w:w="0" w:type="dxa"/>
-          </w:tblCellMar>
-        </w:tblPrEx>
         <w:tc>
           <w:tcPr>
             <w:tcW w:w="2616" w:type="dxa"/>
@@ -6601,12 +6526,6 @@
         </w:tc>
       </w:tr>
       <w:tr>
-        <w:tblPrEx>
-          <w:tblCellMar>
-            <w:top w:w="0" w:type="dxa"/>
-            <w:bottom w:w="0" w:type="dxa"/>
-          </w:tblCellMar>
-        </w:tblPrEx>
         <w:tc>
           <w:tcPr>
             <w:tcW w:w="2616" w:type="dxa"/>
@@ -6734,12 +6653,6 @@
         </w:tc>
       </w:tr>
       <w:tr>
-        <w:tblPrEx>
-          <w:tblCellMar>
-            <w:top w:w="0" w:type="dxa"/>
-            <w:bottom w:w="0" w:type="dxa"/>
-          </w:tblCellMar>
-        </w:tblPrEx>
         <w:tc>
           <w:tcPr>
             <w:tcW w:w="2616" w:type="dxa"/>
@@ -6919,12 +6832,6 @@
         </w:tc>
       </w:tr>
       <w:tr>
-        <w:tblPrEx>
-          <w:tblCellMar>
-            <w:top w:w="0" w:type="dxa"/>
-            <w:bottom w:w="0" w:type="dxa"/>
-          </w:tblCellMar>
-        </w:tblPrEx>
         <w:tc>
           <w:tcPr>
             <w:tcW w:w="2616" w:type="dxa"/>
@@ -7073,12 +6980,6 @@
         </w:tc>
       </w:tr>
       <w:tr>
-        <w:tblPrEx>
-          <w:tblCellMar>
-            <w:top w:w="0" w:type="dxa"/>
-            <w:bottom w:w="0" w:type="dxa"/>
-          </w:tblCellMar>
-        </w:tblPrEx>
         <w:tc>
           <w:tcPr>
             <w:tcW w:w="2616" w:type="dxa"/>
@@ -7206,12 +7107,6 @@
         </w:tc>
       </w:tr>
       <w:tr>
-        <w:tblPrEx>
-          <w:tblCellMar>
-            <w:top w:w="0" w:type="dxa"/>
-            <w:bottom w:w="0" w:type="dxa"/>
-          </w:tblCellMar>
-        </w:tblPrEx>
         <w:tc>
           <w:tcPr>
             <w:tcW w:w="2616" w:type="dxa"/>
@@ -7367,12 +7262,6 @@
         </w:tc>
       </w:tr>
       <w:tr>
-        <w:tblPrEx>
-          <w:tblCellMar>
-            <w:top w:w="0" w:type="dxa"/>
-            <w:bottom w:w="0" w:type="dxa"/>
-          </w:tblCellMar>
-        </w:tblPrEx>
         <w:tc>
           <w:tcPr>
             <w:tcW w:w="2616" w:type="dxa"/>
@@ -7521,12 +7410,6 @@
         </w:tc>
       </w:tr>
       <w:tr>
-        <w:tblPrEx>
-          <w:tblCellMar>
-            <w:top w:w="0" w:type="dxa"/>
-            <w:bottom w:w="0" w:type="dxa"/>
-          </w:tblCellMar>
-        </w:tblPrEx>
         <w:tc>
           <w:tcPr>
             <w:tcW w:w="2616" w:type="dxa"/>
@@ -7654,12 +7537,6 @@
         </w:tc>
       </w:tr>
       <w:tr>
-        <w:tblPrEx>
-          <w:tblCellMar>
-            <w:top w:w="0" w:type="dxa"/>
-            <w:bottom w:w="0" w:type="dxa"/>
-          </w:tblCellMar>
-        </w:tblPrEx>
         <w:tc>
           <w:tcPr>
             <w:tcW w:w="2616" w:type="dxa"/>
@@ -7839,12 +7716,6 @@
         </w:tc>
       </w:tr>
       <w:tr>
-        <w:tblPrEx>
-          <w:tblCellMar>
-            <w:top w:w="0" w:type="dxa"/>
-            <w:bottom w:w="0" w:type="dxa"/>
-          </w:tblCellMar>
-        </w:tblPrEx>
         <w:tc>
           <w:tcPr>
             <w:tcW w:w="2616" w:type="dxa"/>
@@ -7993,12 +7864,6 @@
         </w:tc>
       </w:tr>
       <w:tr>
-        <w:tblPrEx>
-          <w:tblCellMar>
-            <w:top w:w="0" w:type="dxa"/>
-            <w:bottom w:w="0" w:type="dxa"/>
-          </w:tblCellMar>
-        </w:tblPrEx>
         <w:tc>
           <w:tcPr>
             <w:tcW w:w="2616" w:type="dxa"/>
@@ -8126,12 +7991,6 @@
         </w:tc>
       </w:tr>
       <w:tr>
-        <w:tblPrEx>
-          <w:tblCellMar>
-            <w:top w:w="0" w:type="dxa"/>
-            <w:bottom w:w="0" w:type="dxa"/>
-          </w:tblCellMar>
-        </w:tblPrEx>
         <w:tc>
           <w:tcPr>
             <w:tcW w:w="2616" w:type="dxa"/>
@@ -8160,7 +8019,6 @@
                 <w:rFonts w:ascii="Times New Roman" w:hAnsi="Times New Roman" w:cs="Times New Roman"/>
                 <w:lang w:val="en-US"/>
               </w:rPr>
-              <w:lastRenderedPageBreak/>
               <w:t>Zku</w:t>
             </w:r>
             <w:r>
@@ -8295,12 +8153,6 @@
         </w:tc>
       </w:tr>
       <w:tr>
-        <w:tblPrEx>
-          <w:tblCellMar>
-            <w:top w:w="0" w:type="dxa"/>
-            <w:bottom w:w="0" w:type="dxa"/>
-          </w:tblCellMar>
-        </w:tblPrEx>
         <w:tc>
           <w:tcPr>
             <w:tcW w:w="2616" w:type="dxa"/>
@@ -8428,12 +8280,6 @@
         </w:tc>
       </w:tr>
       <w:tr>
-        <w:tblPrEx>
-          <w:tblCellMar>
-            <w:top w:w="0" w:type="dxa"/>
-            <w:bottom w:w="0" w:type="dxa"/>
-          </w:tblCellMar>
-        </w:tblPrEx>
         <w:tc>
           <w:tcPr>
             <w:tcW w:w="2616" w:type="dxa"/>
@@ -8605,12 +8451,6 @@
         </w:tc>
       </w:tr>
       <w:tr>
-        <w:tblPrEx>
-          <w:tblCellMar>
-            <w:top w:w="0" w:type="dxa"/>
-            <w:bottom w:w="0" w:type="dxa"/>
-          </w:tblCellMar>
-        </w:tblPrEx>
         <w:tc>
           <w:tcPr>
             <w:tcW w:w="2616" w:type="dxa"/>
@@ -8759,12 +8599,6 @@
         </w:tc>
       </w:tr>
       <w:tr>
-        <w:tblPrEx>
-          <w:tblCellMar>
-            <w:top w:w="0" w:type="dxa"/>
-            <w:bottom w:w="0" w:type="dxa"/>
-          </w:tblCellMar>
-        </w:tblPrEx>
         <w:tc>
           <w:tcPr>
             <w:tcW w:w="2616" w:type="dxa"/>
@@ -8892,12 +8726,6 @@
         </w:tc>
       </w:tr>
       <w:tr>
-        <w:tblPrEx>
-          <w:tblCellMar>
-            <w:top w:w="0" w:type="dxa"/>
-            <w:bottom w:w="0" w:type="dxa"/>
-          </w:tblCellMar>
-        </w:tblPrEx>
         <w:tc>
           <w:tcPr>
             <w:tcW w:w="2616" w:type="dxa"/>
@@ -9077,12 +8905,6 @@
         </w:tc>
       </w:tr>
       <w:tr>
-        <w:tblPrEx>
-          <w:tblCellMar>
-            <w:top w:w="0" w:type="dxa"/>
-            <w:bottom w:w="0" w:type="dxa"/>
-          </w:tblCellMar>
-        </w:tblPrEx>
         <w:tc>
           <w:tcPr>
             <w:tcW w:w="2616" w:type="dxa"/>
@@ -9231,12 +9053,6 @@
         </w:tc>
       </w:tr>
       <w:tr>
-        <w:tblPrEx>
-          <w:tblCellMar>
-            <w:top w:w="0" w:type="dxa"/>
-            <w:bottom w:w="0" w:type="dxa"/>
-          </w:tblCellMar>
-        </w:tblPrEx>
         <w:tc>
           <w:tcPr>
             <w:tcW w:w="2616" w:type="dxa"/>
@@ -9364,12 +9180,6 @@
         </w:tc>
       </w:tr>
       <w:tr>
-        <w:tblPrEx>
-          <w:tblCellMar>
-            <w:top w:w="0" w:type="dxa"/>
-            <w:bottom w:w="0" w:type="dxa"/>
-          </w:tblCellMar>
-        </w:tblPrEx>
         <w:tc>
           <w:tcPr>
             <w:tcW w:w="2616" w:type="dxa"/>
@@ -9525,12 +9335,6 @@
         </w:tc>
       </w:tr>
       <w:tr>
-        <w:tblPrEx>
-          <w:tblCellMar>
-            <w:top w:w="0" w:type="dxa"/>
-            <w:bottom w:w="0" w:type="dxa"/>
-          </w:tblCellMar>
-        </w:tblPrEx>
         <w:tc>
           <w:tcPr>
             <w:tcW w:w="2616" w:type="dxa"/>
@@ -9679,12 +9483,6 @@
         </w:tc>
       </w:tr>
       <w:tr>
-        <w:tblPrEx>
-          <w:tblCellMar>
-            <w:top w:w="0" w:type="dxa"/>
-            <w:bottom w:w="0" w:type="dxa"/>
-          </w:tblCellMar>
-        </w:tblPrEx>
         <w:tc>
           <w:tcPr>
             <w:tcW w:w="2616" w:type="dxa"/>
@@ -9812,12 +9610,6 @@
         </w:tc>
       </w:tr>
       <w:tr>
-        <w:tblPrEx>
-          <w:tblCellMar>
-            <w:top w:w="0" w:type="dxa"/>
-            <w:bottom w:w="0" w:type="dxa"/>
-          </w:tblCellMar>
-        </w:tblPrEx>
         <w:tc>
           <w:tcPr>
             <w:tcW w:w="2616" w:type="dxa"/>
@@ -9997,12 +9789,6 @@
         </w:tc>
       </w:tr>
       <w:tr>
-        <w:tblPrEx>
-          <w:tblCellMar>
-            <w:top w:w="0" w:type="dxa"/>
-            <w:bottom w:w="0" w:type="dxa"/>
-          </w:tblCellMar>
-        </w:tblPrEx>
         <w:tc>
           <w:tcPr>
             <w:tcW w:w="2616" w:type="dxa"/>
@@ -10151,12 +9937,6 @@
         </w:tc>
       </w:tr>
       <w:tr>
-        <w:tblPrEx>
-          <w:tblCellMar>
-            <w:top w:w="0" w:type="dxa"/>
-            <w:bottom w:w="0" w:type="dxa"/>
-          </w:tblCellMar>
-        </w:tblPrEx>
         <w:tc>
           <w:tcPr>
             <w:tcW w:w="2616" w:type="dxa"/>
@@ -10284,12 +10064,6 @@
         </w:tc>
       </w:tr>
       <w:tr>
-        <w:tblPrEx>
-          <w:tblCellMar>
-            <w:top w:w="0" w:type="dxa"/>
-            <w:bottom w:w="0" w:type="dxa"/>
-          </w:tblCellMar>
-        </w:tblPrEx>
         <w:tc>
           <w:tcPr>
             <w:tcW w:w="2616" w:type="dxa"/>
@@ -10452,12 +10226,6 @@
         </w:tc>
       </w:tr>
       <w:tr>
-        <w:tblPrEx>
-          <w:tblCellMar>
-            <w:top w:w="0" w:type="dxa"/>
-            <w:bottom w:w="0" w:type="dxa"/>
-          </w:tblCellMar>
-        </w:tblPrEx>
         <w:tc>
           <w:tcPr>
             <w:tcW w:w="2616" w:type="dxa"/>
@@ -10613,12 +10381,6 @@
         </w:tc>
       </w:tr>
       <w:tr>
-        <w:tblPrEx>
-          <w:tblCellMar>
-            <w:top w:w="0" w:type="dxa"/>
-            <w:bottom w:w="0" w:type="dxa"/>
-          </w:tblCellMar>
-        </w:tblPrEx>
         <w:tc>
           <w:tcPr>
             <w:tcW w:w="2616" w:type="dxa"/>
@@ -10746,12 +10508,6 @@
         </w:tc>
       </w:tr>
       <w:tr>
-        <w:tblPrEx>
-          <w:tblCellMar>
-            <w:top w:w="0" w:type="dxa"/>
-            <w:bottom w:w="0" w:type="dxa"/>
-          </w:tblCellMar>
-        </w:tblPrEx>
         <w:tc>
           <w:tcPr>
             <w:tcW w:w="2616" w:type="dxa"/>
@@ -10886,12 +10642,6 @@
         </w:tc>
       </w:tr>
       <w:tr>
-        <w:tblPrEx>
-          <w:tblCellMar>
-            <w:top w:w="0" w:type="dxa"/>
-            <w:bottom w:w="0" w:type="dxa"/>
-          </w:tblCellMar>
-        </w:tblPrEx>
         <w:tc>
           <w:tcPr>
             <w:tcW w:w="2616" w:type="dxa"/>
@@ -11019,12 +10769,6 @@
         </w:tc>
       </w:tr>
       <w:tr>
-        <w:tblPrEx>
-          <w:tblCellMar>
-            <w:top w:w="0" w:type="dxa"/>
-            <w:bottom w:w="0" w:type="dxa"/>
-          </w:tblCellMar>
-        </w:tblPrEx>
         <w:tc>
           <w:tcPr>
             <w:tcW w:w="2616" w:type="dxa"/>
@@ -11219,12 +10963,6 @@
         </w:tc>
       </w:tr>
       <w:tr>
-        <w:tblPrEx>
-          <w:tblCellMar>
-            <w:top w:w="0" w:type="dxa"/>
-            <w:bottom w:w="0" w:type="dxa"/>
-          </w:tblCellMar>
-        </w:tblPrEx>
         <w:tc>
           <w:tcPr>
             <w:tcW w:w="2616" w:type="dxa"/>
@@ -11380,12 +11118,6 @@
         </w:tc>
       </w:tr>
       <w:tr>
-        <w:tblPrEx>
-          <w:tblCellMar>
-            <w:top w:w="0" w:type="dxa"/>
-            <w:bottom w:w="0" w:type="dxa"/>
-          </w:tblCellMar>
-        </w:tblPrEx>
         <w:tc>
           <w:tcPr>
             <w:tcW w:w="2616" w:type="dxa"/>
@@ -11513,12 +11245,6 @@
         </w:tc>
       </w:tr>
       <w:tr>
-        <w:tblPrEx>
-          <w:tblCellMar>
-            <w:top w:w="0" w:type="dxa"/>
-            <w:bottom w:w="0" w:type="dxa"/>
-          </w:tblCellMar>
-        </w:tblPrEx>
         <w:tc>
           <w:tcPr>
             <w:tcW w:w="2616" w:type="dxa"/>
@@ -11681,12 +11407,6 @@
         </w:tc>
       </w:tr>
       <w:tr>
-        <w:tblPrEx>
-          <w:tblCellMar>
-            <w:top w:w="0" w:type="dxa"/>
-            <w:bottom w:w="0" w:type="dxa"/>
-          </w:tblCellMar>
-        </w:tblPrEx>
         <w:tc>
           <w:tcPr>
             <w:tcW w:w="2616" w:type="dxa"/>
@@ -11842,12 +11562,6 @@
         </w:tc>
       </w:tr>
       <w:tr>
-        <w:tblPrEx>
-          <w:tblCellMar>
-            <w:top w:w="0" w:type="dxa"/>
-            <w:bottom w:w="0" w:type="dxa"/>
-          </w:tblCellMar>
-        </w:tblPrEx>
         <w:tc>
           <w:tcPr>
             <w:tcW w:w="2616" w:type="dxa"/>
@@ -11975,12 +11689,6 @@
         </w:tc>
       </w:tr>
       <w:tr>
-        <w:tblPrEx>
-          <w:tblCellMar>
-            <w:top w:w="0" w:type="dxa"/>
-            <w:bottom w:w="0" w:type="dxa"/>
-          </w:tblCellMar>
-        </w:tblPrEx>
         <w:tc>
           <w:tcPr>
             <w:tcW w:w="2616" w:type="dxa"/>
@@ -12143,12 +11851,6 @@
         </w:tc>
       </w:tr>
       <w:tr>
-        <w:tblPrEx>
-          <w:tblCellMar>
-            <w:top w:w="0" w:type="dxa"/>
-            <w:bottom w:w="0" w:type="dxa"/>
-          </w:tblCellMar>
-        </w:tblPrEx>
         <w:tc>
           <w:tcPr>
             <w:tcW w:w="2616" w:type="dxa"/>
@@ -12304,12 +12006,6 @@
         </w:tc>
       </w:tr>
       <w:tr>
-        <w:tblPrEx>
-          <w:tblCellMar>
-            <w:top w:w="0" w:type="dxa"/>
-            <w:bottom w:w="0" w:type="dxa"/>
-          </w:tblCellMar>
-        </w:tblPrEx>
         <w:tc>
           <w:tcPr>
             <w:tcW w:w="2616" w:type="dxa"/>
@@ -12437,12 +12133,6 @@
         </w:tc>
       </w:tr>
       <w:tr>
-        <w:tblPrEx>
-          <w:tblCellMar>
-            <w:top w:w="0" w:type="dxa"/>
-            <w:bottom w:w="0" w:type="dxa"/>
-          </w:tblCellMar>
-        </w:tblPrEx>
         <w:tc>
           <w:tcPr>
             <w:tcW w:w="2616" w:type="dxa"/>
@@ -12637,12 +12327,6 @@
         </w:tc>
       </w:tr>
       <w:tr>
-        <w:tblPrEx>
-          <w:tblCellMar>
-            <w:top w:w="0" w:type="dxa"/>
-            <w:bottom w:w="0" w:type="dxa"/>
-          </w:tblCellMar>
-        </w:tblPrEx>
         <w:tc>
           <w:tcPr>
             <w:tcW w:w="2616" w:type="dxa"/>
@@ -12798,12 +12482,6 @@
         </w:tc>
       </w:tr>
       <w:tr>
-        <w:tblPrEx>
-          <w:tblCellMar>
-            <w:top w:w="0" w:type="dxa"/>
-            <w:bottom w:w="0" w:type="dxa"/>
-          </w:tblCellMar>
-        </w:tblPrEx>
         <w:tc>
           <w:tcPr>
             <w:tcW w:w="2616" w:type="dxa"/>
@@ -12931,12 +12609,6 @@
         </w:tc>
       </w:tr>
       <w:tr>
-        <w:tblPrEx>
-          <w:tblCellMar>
-            <w:top w:w="0" w:type="dxa"/>
-            <w:bottom w:w="0" w:type="dxa"/>
-          </w:tblCellMar>
-        </w:tblPrEx>
         <w:tc>
           <w:tcPr>
             <w:tcW w:w="2616" w:type="dxa"/>
@@ -13085,12 +12757,6 @@
         </w:tc>
       </w:tr>
       <w:tr>
-        <w:tblPrEx>
-          <w:tblCellMar>
-            <w:top w:w="0" w:type="dxa"/>
-            <w:bottom w:w="0" w:type="dxa"/>
-          </w:tblCellMar>
-        </w:tblPrEx>
         <w:tc>
           <w:tcPr>
             <w:tcW w:w="2616" w:type="dxa"/>
@@ -13218,12 +12884,6 @@
         </w:tc>
       </w:tr>
       <w:tr>
-        <w:tblPrEx>
-          <w:tblCellMar>
-            <w:top w:w="0" w:type="dxa"/>
-            <w:bottom w:w="0" w:type="dxa"/>
-          </w:tblCellMar>
-        </w:tblPrEx>
         <w:tc>
           <w:tcPr>
             <w:tcW w:w="2616" w:type="dxa"/>
@@ -13418,12 +13078,6 @@
         </w:tc>
       </w:tr>
       <w:tr>
-        <w:tblPrEx>
-          <w:tblCellMar>
-            <w:top w:w="0" w:type="dxa"/>
-            <w:bottom w:w="0" w:type="dxa"/>
-          </w:tblCellMar>
-        </w:tblPrEx>
         <w:tc>
           <w:tcPr>
             <w:tcW w:w="2616" w:type="dxa"/>
@@ -13579,12 +13233,6 @@
         </w:tc>
       </w:tr>
       <w:tr>
-        <w:tblPrEx>
-          <w:tblCellMar>
-            <w:top w:w="0" w:type="dxa"/>
-            <w:bottom w:w="0" w:type="dxa"/>
-          </w:tblCellMar>
-        </w:tblPrEx>
         <w:tc>
           <w:tcPr>
             <w:tcW w:w="2616" w:type="dxa"/>
@@ -13712,12 +13360,6 @@
         </w:tc>
       </w:tr>
       <w:tr>
-        <w:tblPrEx>
-          <w:tblCellMar>
-            <w:top w:w="0" w:type="dxa"/>
-            <w:bottom w:w="0" w:type="dxa"/>
-          </w:tblCellMar>
-        </w:tblPrEx>
         <w:tc>
           <w:tcPr>
             <w:tcW w:w="2616" w:type="dxa"/>
@@ -13912,12 +13554,6 @@
         </w:tc>
       </w:tr>
       <w:tr>
-        <w:tblPrEx>
-          <w:tblCellMar>
-            <w:top w:w="0" w:type="dxa"/>
-            <w:bottom w:w="0" w:type="dxa"/>
-          </w:tblCellMar>
-        </w:tblPrEx>
         <w:tc>
           <w:tcPr>
             <w:tcW w:w="2616" w:type="dxa"/>
@@ -14073,12 +13709,6 @@
         </w:tc>
       </w:tr>
       <w:tr>
-        <w:tblPrEx>
-          <w:tblCellMar>
-            <w:top w:w="0" w:type="dxa"/>
-            <w:bottom w:w="0" w:type="dxa"/>
-          </w:tblCellMar>
-        </w:tblPrEx>
         <w:tc>
           <w:tcPr>
             <w:tcW w:w="2616" w:type="dxa"/>
@@ -14206,12 +13836,6 @@
         </w:tc>
       </w:tr>
       <w:tr>
-        <w:tblPrEx>
-          <w:tblCellMar>
-            <w:top w:w="0" w:type="dxa"/>
-            <w:bottom w:w="0" w:type="dxa"/>
-          </w:tblCellMar>
-        </w:tblPrEx>
         <w:tc>
           <w:tcPr>
             <w:tcW w:w="2616" w:type="dxa"/>
@@ -14406,12 +14030,6 @@
         </w:tc>
       </w:tr>
       <w:tr>
-        <w:tblPrEx>
-          <w:tblCellMar>
-            <w:top w:w="0" w:type="dxa"/>
-            <w:bottom w:w="0" w:type="dxa"/>
-          </w:tblCellMar>
-        </w:tblPrEx>
         <w:tc>
           <w:tcPr>
             <w:tcW w:w="2616" w:type="dxa"/>
@@ -14567,12 +14185,6 @@
         </w:tc>
       </w:tr>
       <w:tr>
-        <w:tblPrEx>
-          <w:tblCellMar>
-            <w:top w:w="0" w:type="dxa"/>
-            <w:bottom w:w="0" w:type="dxa"/>
-          </w:tblCellMar>
-        </w:tblPrEx>
         <w:tc>
           <w:tcPr>
             <w:tcW w:w="2616" w:type="dxa"/>
@@ -14700,12 +14312,6 @@
         </w:tc>
       </w:tr>
       <w:tr>
-        <w:tblPrEx>
-          <w:tblCellMar>
-            <w:top w:w="0" w:type="dxa"/>
-            <w:bottom w:w="0" w:type="dxa"/>
-          </w:tblCellMar>
-        </w:tblPrEx>
         <w:tc>
           <w:tcPr>
             <w:tcW w:w="2616" w:type="dxa"/>
@@ -14734,6 +14340,7 @@
                 <w:rFonts w:ascii="Times New Roman" w:hAnsi="Times New Roman" w:cs="Times New Roman"/>
                 <w:lang w:val="en-US"/>
               </w:rPr>
+              <w:lastRenderedPageBreak/>
               <w:t>201-500</w:t>
             </w:r>
           </w:p>
@@ -14900,12 +14507,6 @@
         </w:tc>
       </w:tr>
       <w:tr>
-        <w:tblPrEx>
-          <w:tblCellMar>
-            <w:top w:w="0" w:type="dxa"/>
-            <w:bottom w:w="0" w:type="dxa"/>
-          </w:tblCellMar>
-        </w:tblPrEx>
         <w:tc>
           <w:tcPr>
             <w:tcW w:w="2616" w:type="dxa"/>
@@ -15061,12 +14662,6 @@
         </w:tc>
       </w:tr>
       <w:tr>
-        <w:tblPrEx>
-          <w:tblCellMar>
-            <w:top w:w="0" w:type="dxa"/>
-            <w:bottom w:w="0" w:type="dxa"/>
-          </w:tblCellMar>
-        </w:tblPrEx>
         <w:tc>
           <w:tcPr>
             <w:tcW w:w="2616" w:type="dxa"/>
@@ -15194,12 +14789,6 @@
         </w:tc>
       </w:tr>
       <w:tr>
-        <w:tblPrEx>
-          <w:tblCellMar>
-            <w:top w:w="0" w:type="dxa"/>
-            <w:bottom w:w="0" w:type="dxa"/>
-          </w:tblCellMar>
-        </w:tblPrEx>
         <w:tc>
           <w:tcPr>
             <w:tcW w:w="2616" w:type="dxa"/>
@@ -15394,12 +14983,6 @@
         </w:tc>
       </w:tr>
       <w:tr>
-        <w:tblPrEx>
-          <w:tblCellMar>
-            <w:top w:w="0" w:type="dxa"/>
-            <w:bottom w:w="0" w:type="dxa"/>
-          </w:tblCellMar>
-        </w:tblPrEx>
         <w:tc>
           <w:tcPr>
             <w:tcW w:w="2616" w:type="dxa"/>
@@ -15555,12 +15138,6 @@
         </w:tc>
       </w:tr>
       <w:tr>
-        <w:tblPrEx>
-          <w:tblCellMar>
-            <w:top w:w="0" w:type="dxa"/>
-            <w:bottom w:w="0" w:type="dxa"/>
-          </w:tblCellMar>
-        </w:tblPrEx>
         <w:tc>
           <w:tcPr>
             <w:tcW w:w="2616" w:type="dxa"/>
@@ -15688,12 +15265,6 @@
         </w:tc>
       </w:tr>
       <w:tr>
-        <w:tblPrEx>
-          <w:tblCellMar>
-            <w:top w:w="0" w:type="dxa"/>
-            <w:bottom w:w="0" w:type="dxa"/>
-          </w:tblCellMar>
-        </w:tblPrEx>
         <w:tc>
           <w:tcPr>
             <w:tcW w:w="2616" w:type="dxa"/>
@@ -15856,12 +15427,6 @@
         </w:tc>
       </w:tr>
       <w:tr>
-        <w:tblPrEx>
-          <w:tblCellMar>
-            <w:top w:w="0" w:type="dxa"/>
-            <w:bottom w:w="0" w:type="dxa"/>
-          </w:tblCellMar>
-        </w:tblPrEx>
         <w:tc>
           <w:tcPr>
             <w:tcW w:w="2616" w:type="dxa"/>
@@ -16017,12 +15582,6 @@
         </w:tc>
       </w:tr>
       <w:tr>
-        <w:tblPrEx>
-          <w:tblCellMar>
-            <w:top w:w="0" w:type="dxa"/>
-            <w:bottom w:w="0" w:type="dxa"/>
-          </w:tblCellMar>
-        </w:tblPrEx>
         <w:tc>
           <w:tcPr>
             <w:tcW w:w="2616" w:type="dxa"/>
@@ -16150,12 +15709,6 @@
         </w:tc>
       </w:tr>
       <w:tr>
-        <w:tblPrEx>
-          <w:tblCellMar>
-            <w:top w:w="0" w:type="dxa"/>
-            <w:bottom w:w="0" w:type="dxa"/>
-          </w:tblCellMar>
-        </w:tblPrEx>
         <w:tc>
           <w:tcPr>
             <w:tcW w:w="2616" w:type="dxa"/>
@@ -16350,12 +15903,6 @@
         </w:tc>
       </w:tr>
       <w:tr>
-        <w:tblPrEx>
-          <w:tblCellMar>
-            <w:top w:w="0" w:type="dxa"/>
-            <w:bottom w:w="0" w:type="dxa"/>
-          </w:tblCellMar>
-        </w:tblPrEx>
         <w:tc>
           <w:tcPr>
             <w:tcW w:w="2616" w:type="dxa"/>
@@ -16511,12 +16058,6 @@
         </w:tc>
       </w:tr>
       <w:tr>
-        <w:tblPrEx>
-          <w:tblCellMar>
-            <w:top w:w="0" w:type="dxa"/>
-            <w:bottom w:w="0" w:type="dxa"/>
-          </w:tblCellMar>
-        </w:tblPrEx>
         <w:tc>
           <w:tcPr>
             <w:tcW w:w="2616" w:type="dxa"/>
@@ -16644,12 +16185,6 @@
         </w:tc>
       </w:tr>
       <w:tr>
-        <w:tblPrEx>
-          <w:tblCellMar>
-            <w:top w:w="0" w:type="dxa"/>
-            <w:bottom w:w="0" w:type="dxa"/>
-          </w:tblCellMar>
-        </w:tblPrEx>
         <w:tc>
           <w:tcPr>
             <w:tcW w:w="2616" w:type="dxa"/>
@@ -16844,12 +16379,6 @@
         </w:tc>
       </w:tr>
       <w:tr>
-        <w:tblPrEx>
-          <w:tblCellMar>
-            <w:top w:w="0" w:type="dxa"/>
-            <w:bottom w:w="0" w:type="dxa"/>
-          </w:tblCellMar>
-        </w:tblPrEx>
         <w:tc>
           <w:tcPr>
             <w:tcW w:w="2616" w:type="dxa"/>
@@ -17005,12 +16534,6 @@
         </w:tc>
       </w:tr>
       <w:tr>
-        <w:tblPrEx>
-          <w:tblCellMar>
-            <w:top w:w="0" w:type="dxa"/>
-            <w:bottom w:w="0" w:type="dxa"/>
-          </w:tblCellMar>
-        </w:tblPrEx>
         <w:tc>
           <w:tcPr>
             <w:tcW w:w="2616" w:type="dxa"/>
@@ -17138,12 +16661,6 @@
         </w:tc>
       </w:tr>
       <w:tr>
-        <w:tblPrEx>
-          <w:tblCellMar>
-            <w:top w:w="0" w:type="dxa"/>
-            <w:bottom w:w="0" w:type="dxa"/>
-          </w:tblCellMar>
-        </w:tblPrEx>
         <w:tc>
           <w:tcPr>
             <w:tcW w:w="2616" w:type="dxa"/>
@@ -17306,12 +16823,6 @@
         </w:tc>
       </w:tr>
       <w:tr>
-        <w:tblPrEx>
-          <w:tblCellMar>
-            <w:top w:w="0" w:type="dxa"/>
-            <w:bottom w:w="0" w:type="dxa"/>
-          </w:tblCellMar>
-        </w:tblPrEx>
         <w:tc>
           <w:tcPr>
             <w:tcW w:w="2616" w:type="dxa"/>
@@ -17439,12 +16950,6 @@
         </w:tc>
       </w:tr>
       <w:tr>
-        <w:tblPrEx>
-          <w:tblCellMar>
-            <w:top w:w="0" w:type="dxa"/>
-            <w:bottom w:w="0" w:type="dxa"/>
-          </w:tblCellMar>
-        </w:tblPrEx>
         <w:tc>
           <w:tcPr>
             <w:tcW w:w="2616" w:type="dxa"/>
@@ -17607,12 +17112,6 @@
         </w:tc>
       </w:tr>
       <w:tr>
-        <w:tblPrEx>
-          <w:tblCellMar>
-            <w:top w:w="0" w:type="dxa"/>
-            <w:bottom w:w="0" w:type="dxa"/>
-          </w:tblCellMar>
-        </w:tblPrEx>
         <w:tc>
           <w:tcPr>
             <w:tcW w:w="2616" w:type="dxa"/>
@@ -17740,12 +17239,6 @@
         </w:tc>
       </w:tr>
       <w:tr>
-        <w:tblPrEx>
-          <w:tblCellMar>
-            <w:top w:w="0" w:type="dxa"/>
-            <w:bottom w:w="0" w:type="dxa"/>
-          </w:tblCellMar>
-        </w:tblPrEx>
         <w:tc>
           <w:tcPr>
             <w:tcW w:w="2616" w:type="dxa"/>
@@ -17908,12 +17401,6 @@
         </w:tc>
       </w:tr>
       <w:tr>
-        <w:tblPrEx>
-          <w:tblCellMar>
-            <w:top w:w="0" w:type="dxa"/>
-            <w:bottom w:w="0" w:type="dxa"/>
-          </w:tblCellMar>
-        </w:tblPrEx>
         <w:tc>
           <w:tcPr>
             <w:tcW w:w="2616" w:type="dxa"/>
@@ -18041,12 +17528,6 @@
         </w:tc>
       </w:tr>
       <w:tr>
-        <w:tblPrEx>
-          <w:tblCellMar>
-            <w:top w:w="0" w:type="dxa"/>
-            <w:bottom w:w="0" w:type="dxa"/>
-          </w:tblCellMar>
-        </w:tblPrEx>
         <w:tc>
           <w:tcPr>
             <w:tcW w:w="2616" w:type="dxa"/>
@@ -18209,12 +17690,6 @@
         </w:tc>
       </w:tr>
       <w:tr>
-        <w:tblPrEx>
-          <w:tblCellMar>
-            <w:top w:w="0" w:type="dxa"/>
-            <w:bottom w:w="0" w:type="dxa"/>
-          </w:tblCellMar>
-        </w:tblPrEx>
         <w:tc>
           <w:tcPr>
             <w:tcW w:w="2616" w:type="dxa"/>
@@ -18377,12 +17852,6 @@
         </w:tc>
       </w:tr>
       <w:tr>
-        <w:tblPrEx>
-          <w:tblCellMar>
-            <w:top w:w="0" w:type="dxa"/>
-            <w:bottom w:w="0" w:type="dxa"/>
-          </w:tblCellMar>
-        </w:tblPrEx>
         <w:tc>
           <w:tcPr>
             <w:tcW w:w="2616" w:type="dxa"/>
@@ -18545,12 +18014,6 @@
         </w:tc>
       </w:tr>
       <w:tr>
-        <w:tblPrEx>
-          <w:tblCellMar>
-            <w:top w:w="0" w:type="dxa"/>
-            <w:bottom w:w="0" w:type="dxa"/>
-          </w:tblCellMar>
-        </w:tblPrEx>
         <w:tc>
           <w:tcPr>
             <w:tcW w:w="2616" w:type="dxa"/>
@@ -18734,97 +18197,7 @@
           <w:szCs w:val="20"/>
           <w:lang w:val="en-US"/>
         </w:rPr>
-        <w:t>Robustn</w:t>
-      </w:r>
-      <w:r>
-        <w:rPr>
-          <w:rFonts w:ascii="Times New Roman" w:hAnsi="Times New Roman" w:cs="Times New Roman"/>
-          <w:sz w:val="20"/>
-          <w:szCs w:val="20"/>
-          <w:lang w:val="en-US"/>
-        </w:rPr>
-        <w:t>í</w:t>
-      </w:r>
-      <w:r>
-        <w:rPr>
-          <w:rFonts w:ascii="Times New Roman" w:hAnsi="Times New Roman" w:cs="Times New Roman"/>
-          <w:sz w:val="20"/>
-          <w:szCs w:val="20"/>
-          <w:lang w:val="en-US"/>
-        </w:rPr>
-        <w:t xml:space="preserve"> standar</w:t>
-      </w:r>
-      <w:r>
-        <w:rPr>
-          <w:rFonts w:ascii="Times New Roman" w:hAnsi="Times New Roman" w:cs="Times New Roman"/>
-          <w:sz w:val="20"/>
-          <w:szCs w:val="20"/>
-          <w:lang w:val="en-US"/>
-        </w:rPr>
-        <w:t>t</w:t>
-      </w:r>
-      <w:r>
-        <w:rPr>
-          <w:rFonts w:ascii="Times New Roman" w:hAnsi="Times New Roman" w:cs="Times New Roman"/>
-          <w:sz w:val="20"/>
-          <w:szCs w:val="20"/>
-          <w:lang w:val="en-US"/>
-        </w:rPr>
-        <w:t>n</w:t>
-      </w:r>
-      <w:r>
-        <w:rPr>
-          <w:rFonts w:ascii="Times New Roman" w:hAnsi="Times New Roman" w:cs="Times New Roman"/>
-          <w:sz w:val="20"/>
-          <w:szCs w:val="20"/>
-          <w:lang w:val="en-US"/>
-        </w:rPr>
-        <w:t>í</w:t>
-      </w:r>
-      <w:r>
-        <w:rPr>
-          <w:rFonts w:ascii="Times New Roman" w:hAnsi="Times New Roman" w:cs="Times New Roman"/>
-          <w:sz w:val="20"/>
-          <w:szCs w:val="20"/>
-          <w:lang w:val="en-US"/>
-        </w:rPr>
-        <w:t xml:space="preserve"> chyby v z</w:t>
-      </w:r>
-      <w:r>
-        <w:rPr>
-          <w:rFonts w:ascii="Times New Roman" w:hAnsi="Times New Roman" w:cs="Times New Roman"/>
-          <w:sz w:val="20"/>
-          <w:szCs w:val="20"/>
-          <w:lang w:val="en-US"/>
-        </w:rPr>
-        <w:t>á</w:t>
-      </w:r>
-      <w:r>
-        <w:rPr>
-          <w:rFonts w:ascii="Times New Roman" w:hAnsi="Times New Roman" w:cs="Times New Roman"/>
-          <w:sz w:val="20"/>
-          <w:szCs w:val="20"/>
-          <w:lang w:val="en-US"/>
-        </w:rPr>
-        <w:t>vork</w:t>
-      </w:r>
-      <w:r>
-        <w:rPr>
-          <w:rFonts w:ascii="Times New Roman" w:hAnsi="Times New Roman" w:cs="Times New Roman"/>
-          <w:sz w:val="20"/>
-          <w:szCs w:val="20"/>
-          <w:lang w:val="en-US"/>
-        </w:rPr>
-        <w:t>á</w:t>
-      </w:r>
-      <w:r>
-        <w:rPr>
-          <w:rFonts w:ascii="Times New Roman" w:hAnsi="Times New Roman" w:cs="Times New Roman"/>
-          <w:sz w:val="20"/>
-          <w:szCs w:val="20"/>
-          <w:lang w:val="en-US"/>
-        </w:rPr>
-        <w:t>ch.</w:t>
+        <w:t>Robustní standartní chyby v závorkách.</w:t>
       </w:r>
     </w:p>
     <w:p>
@@ -18848,79 +18221,7 @@
           <w:szCs w:val="20"/>
           <w:lang w:val="en-US"/>
         </w:rPr>
-        <w:t>Z</w:t>
-      </w:r>
-      <w:r>
-        <w:rPr>
-          <w:rFonts w:ascii="Times New Roman" w:hAnsi="Times New Roman" w:cs="Times New Roman"/>
-          <w:sz w:val="20"/>
-          <w:szCs w:val="20"/>
-          <w:lang w:val="en-US"/>
-        </w:rPr>
-        <w:t>ávislá</w:t>
-      </w:r>
-      <w:r>
-        <w:rPr>
-          <w:rFonts w:ascii="Times New Roman" w:hAnsi="Times New Roman" w:cs="Times New Roman"/>
-          <w:sz w:val="20"/>
-          <w:szCs w:val="20"/>
-          <w:lang w:val="en-US"/>
-        </w:rPr>
-        <w:t xml:space="preserve"> prom</w:t>
-      </w:r>
-      <w:r>
-        <w:rPr>
-          <w:rFonts w:ascii="Times New Roman" w:hAnsi="Times New Roman" w:cs="Times New Roman"/>
-          <w:sz w:val="20"/>
-          <w:szCs w:val="20"/>
-          <w:lang w:val="en-US"/>
-        </w:rPr>
-        <w:t>ě</w:t>
-      </w:r>
-      <w:r>
-        <w:rPr>
-          <w:rFonts w:ascii="Times New Roman" w:hAnsi="Times New Roman" w:cs="Times New Roman"/>
-          <w:sz w:val="20"/>
-          <w:szCs w:val="20"/>
-          <w:lang w:val="en-US"/>
-        </w:rPr>
-        <w:t>nn</w:t>
-      </w:r>
-      <w:r>
-        <w:rPr>
-          <w:rFonts w:ascii="Times New Roman" w:hAnsi="Times New Roman" w:cs="Times New Roman"/>
-          <w:sz w:val="20"/>
-          <w:szCs w:val="20"/>
-          <w:lang w:val="en-US"/>
-        </w:rPr>
-        <w:t>á</w:t>
-      </w:r>
-      <w:r>
-        <w:rPr>
-          <w:rFonts w:ascii="Times New Roman" w:hAnsi="Times New Roman" w:cs="Times New Roman"/>
-          <w:sz w:val="20"/>
-          <w:szCs w:val="20"/>
-          <w:lang w:val="en-US"/>
-        </w:rPr>
-        <w:t>: ln(</w:t>
-      </w:r>
-      <w:r>
-        <w:rPr>
-          <w:rFonts w:ascii="Times New Roman" w:hAnsi="Times New Roman" w:cs="Times New Roman"/>
-          <w:sz w:val="20"/>
-          <w:szCs w:val="20"/>
-          <w:lang w:val="en-US"/>
-        </w:rPr>
-        <w:t>roční</w:t>
-      </w:r>
-      <w:r>
-        <w:rPr>
-          <w:rFonts w:ascii="Times New Roman" w:hAnsi="Times New Roman" w:cs="Times New Roman"/>
-          <w:sz w:val="20"/>
-          <w:szCs w:val="20"/>
-          <w:lang w:val="en-US"/>
-        </w:rPr>
-        <w:t xml:space="preserve"> plat v USD).</w:t>
+        <w:t>Závislá proměnná: ln(roční plat v USD).</w:t>
       </w:r>
     </w:p>
     <w:p>
@@ -18944,61 +18245,7 @@
           <w:szCs w:val="20"/>
           <w:lang w:val="en-US"/>
         </w:rPr>
-        <w:t>Referen</w:t>
-      </w:r>
-      <w:r>
-        <w:rPr>
-          <w:rFonts w:ascii="Times New Roman" w:hAnsi="Times New Roman" w:cs="Times New Roman"/>
-          <w:sz w:val="20"/>
-          <w:szCs w:val="20"/>
-          <w:lang w:val="en-US"/>
-        </w:rPr>
-        <w:t>ční</w:t>
-      </w:r>
-      <w:r>
-        <w:rPr>
-          <w:rFonts w:ascii="Times New Roman" w:hAnsi="Times New Roman" w:cs="Times New Roman"/>
-          <w:sz w:val="20"/>
-          <w:szCs w:val="20"/>
-          <w:lang w:val="en-US"/>
-        </w:rPr>
-        <w:t xml:space="preserve"> kategorie: AI level = None, Vzd</w:t>
-      </w:r>
-      <w:r>
-        <w:rPr>
-          <w:rFonts w:ascii="Times New Roman" w:hAnsi="Times New Roman" w:cs="Times New Roman"/>
-          <w:sz w:val="20"/>
-          <w:szCs w:val="20"/>
-          <w:lang w:val="en-US"/>
-        </w:rPr>
-        <w:t>ělání</w:t>
-      </w:r>
-      <w:r>
-        <w:rPr>
-          <w:rFonts w:ascii="Times New Roman" w:hAnsi="Times New Roman" w:cs="Times New Roman"/>
-          <w:sz w:val="20"/>
-          <w:szCs w:val="20"/>
-          <w:lang w:val="en-US"/>
-        </w:rPr>
-        <w:t>= Bachelor, Zku</w:t>
-      </w:r>
-      <w:r>
-        <w:rPr>
-          <w:rFonts w:ascii="Times New Roman" w:hAnsi="Times New Roman" w:cs="Times New Roman"/>
-          <w:sz w:val="20"/>
-          <w:szCs w:val="20"/>
-          <w:lang w:val="en-US"/>
-        </w:rPr>
-        <w:t>šenos</w:t>
-      </w:r>
-      <w:r>
-        <w:rPr>
-          <w:rFonts w:ascii="Times New Roman" w:hAnsi="Times New Roman" w:cs="Times New Roman"/>
-          <w:sz w:val="20"/>
-          <w:szCs w:val="20"/>
-          <w:lang w:val="en-US"/>
-        </w:rPr>
-        <w:t>ti = Mid (3-5 let),</w:t>
+        <w:t>Referenční kategorie: AI level = None, Vzdělání= Bachelor, Zkušenosti = Mid (3-5 let),</w:t>
       </w:r>
     </w:p>
     <w:p>
@@ -19163,7 +18410,7 @@
         <w:ind w:left="0" w:firstLine="0"/>
       </w:pPr>
     </w:p>
-    <w:bookmarkEnd w:id="54"/>
+    <w:bookmarkEnd w:id="55"/>
     <w:p>
       <w:pPr>
         <w:spacing w:line="240" w:lineRule="auto"/>
@@ -19182,39 +18429,1821 @@
     </w:p>
     <w:p>
       <w:pPr>
+        <w:pStyle w:val="Nadpis2"/>
+      </w:pPr>
+      <w:bookmarkStart w:id="58" w:name="_Toc226761442"/>
+      <w:r>
+        <w:lastRenderedPageBreak/>
+        <w:t xml:space="preserve"> Determinanty AI požadavku (logistické modely)</w:t>
+      </w:r>
+    </w:p>
+    <w:p>
+      <w:pPr>
+        <w:pStyle w:val="Zkladntext"/>
+      </w:pPr>
+      <w:r>
+        <w:t xml:space="preserve">Mzdové modely </w:t>
+      </w:r>
+      <w:r>
+        <w:t xml:space="preserve">v </w:t>
+      </w:r>
+      <w:r>
+        <w:t>sekc</w:t>
+      </w:r>
+      <w:r>
+        <w:t>i</w:t>
+      </w:r>
+      <w:r>
+        <w:t xml:space="preserve"> 5.3 ukázaly, kolik si za AI dovednosti zaměstnavatelé připlatí. Stejně podstatná je však otázka opačného směru</w:t>
+      </w:r>
+      <w:r>
+        <w:t>, a to,</w:t>
+      </w:r>
+      <w:r>
+        <w:t xml:space="preserve"> které pozice AI vůbec vyžadují a co je pro ně charakteristické? Logistická regrese s binární vysvětlovanou proměnnou has_ai umožňuje identifikovat dovednostní profily a organizační charakteristiky, které jsou s AI požadavky asociovány. Výsledkem je ekonometrická analýza odborné náročnosti</w:t>
+      </w:r>
+      <w:r>
+        <w:t>, tedy</w:t>
+      </w:r>
+      <w:r>
+        <w:t xml:space="preserve"> formální kvantifikace toho, jaké technologické zázemí a jaký typ role zvyšují pravděpodobnost, že zaměstnavatel po uchazeči žádá práci s umělou inteligencí.</w:t>
+      </w:r>
+    </w:p>
+    <w:p>
+      <w:pPr>
+        <w:pStyle w:val="Zkladntext"/>
+      </w:pPr>
+      <w:r>
+        <w:rPr>
+          <w:highlight w:val="yellow"/>
+        </w:rPr>
+        <w:t>Z následující sady prediktivních modelů byly vyřazeny skill clustery Generative AI a Data Science / ML. Důvodem je přítomnost dovedností typu GPT, LLM, TensorFlow či PyTorch v inzerátu, jež přímo implikují AI požadavek, nikoliv jej predikují. Jejich zahrnutí by model činilo cirkulárním. Kvantifikace dopadu tohoto rozhodnutí je předmětem citlivostní analýzy (sekce 5.5.2).</w:t>
+      </w:r>
+    </w:p>
+    <w:p>
+      <w:pPr>
+        <w:pStyle w:val="Zkladntext"/>
+      </w:pPr>
+      <w:r>
+        <w:t>Modely byly odhadovány ve třech krocích. Model M1 (</w:t>
+      </w:r>
+      <w:r>
+        <w:t>p</w:t>
+      </w:r>
+      <w:r>
+        <w:t>rofil firmy), zahrnující pouze NACE sektor, typ organizace, velikost firmy a region, dosáhl Pseudo R² pouhých 2,5 %. Vlastnosti zaměstnavatele tedy vysvětlují jen nepatrný zlomek toho, zda pozice vyžaduje AI. Jinými slovy</w:t>
+      </w:r>
+      <w:r>
+        <w:t xml:space="preserve">, </w:t>
+      </w:r>
+      <w:r>
+        <w:t>AI prostupuje IT trhem průřezově</w:t>
+      </w:r>
+      <w:r>
+        <w:t>.</w:t>
+      </w:r>
+      <w:r>
+        <w:t xml:space="preserve"> </w:t>
+      </w:r>
+      <w:r>
+        <w:t>Ne</w:t>
+      </w:r>
+      <w:r>
+        <w:t>ní koncentrována ve velkých korporacích, v konkrétním sektoru ani v konkrétním regionu.</w:t>
+      </w:r>
+    </w:p>
+    <w:p>
+      <w:pPr>
+        <w:pStyle w:val="Zkladntext"/>
+      </w:pPr>
+      <w:r>
+        <w:t>Model M2</w:t>
+      </w:r>
+      <w:r>
+        <w:t xml:space="preserve"> (p</w:t>
+      </w:r>
+      <w:r>
+        <w:t xml:space="preserve">rofil role), </w:t>
+      </w:r>
+      <w:r>
+        <w:t xml:space="preserve">již </w:t>
+      </w:r>
+      <w:r>
+        <w:t xml:space="preserve">zahrnující technologické skill clustery, profesní skupinu, vzdělání a zkušenosti, posunul Pseudo R² na 11,7 %. Přidání firemních proměnných v plném Modelu M3 </w:t>
+      </w:r>
+      <w:r>
+        <w:t xml:space="preserve">pak </w:t>
+      </w:r>
+      <w:r>
+        <w:t xml:space="preserve">přineslo marginální zlepšení na 13,0 %. </w:t>
+      </w:r>
+      <w:r>
+        <w:t>To znamená, že c</w:t>
+      </w:r>
+      <w:r>
+        <w:t xml:space="preserve">harakteristiky </w:t>
+      </w:r>
+      <w:r>
+        <w:t xml:space="preserve">role </w:t>
+      </w:r>
+      <w:r>
+        <w:t xml:space="preserve">vysvětlují téměř pětkrát více variability než firemní profil. O tom, zda pozice vyžaduje AI, </w:t>
+      </w:r>
+      <w:r>
+        <w:t xml:space="preserve">tedy </w:t>
+      </w:r>
+      <w:r>
+        <w:t>rozhoduje „co se tam dělá", nikoliv „kdo je zaměstnavatel".</w:t>
+      </w:r>
+    </w:p>
+    <w:p>
+      <w:pPr>
+        <w:pStyle w:val="Zkladntext"/>
+      </w:pPr>
+      <w:r>
+        <w:t>Všechny modely</w:t>
+      </w:r>
+      <w:r>
+        <w:t xml:space="preserve"> bez problémů</w:t>
+      </w:r>
+      <w:r>
+        <w:t xml:space="preserve"> konvergovaly (4–6 iterací). Diagnostika Modelu M3 potvrdila adekvátní kvalitu odhadu</w:t>
+      </w:r>
+      <w:r>
+        <w:t>.</w:t>
+      </w:r>
+      <w:r>
+        <w:t xml:space="preserve"> Hosmer-Lemeshowův test dobré shody je nesignifikantní (χ²(8) = 7,38; p = 0,496), AUC = 0,747 odpovídá přijatelné diskriminační schopnosti a průměrný VIF (OLS proxy) = 1,82 s maximem 6,17 vylučuje problematickou multikolinearitu. Linktest funkcionální formy odhalil mírnou misspecifikaci (_hatsq p = 0,006), která po přidání dvou teoreticky motivovaných interakcí (region × cloud a size × dynamic_web) vymizela (p = 0,053)</w:t>
+      </w:r>
+      <w:r>
+        <w:t>.</w:t>
+      </w:r>
+    </w:p>
+    <w:p>
+      <w:pPr>
+        <w:pStyle w:val="Zkladntext"/>
+      </w:pPr>
+      <w:r>
+        <w:lastRenderedPageBreak/>
+        <w:t>E</w:t>
+      </w:r>
+      <w:r>
+        <w:t>fekt cloudových dovedností se liší podle regionu (silnější v tech hubech) a efekt webových technologií podle velikosti firmy. Tyto interakce nejsou v hlavním modelu zahrnuty kvůli komplikaci interpretace AME</w:t>
+      </w:r>
+      <w:r>
+        <w:t>,</w:t>
+      </w:r>
+      <w:r>
+        <w:t xml:space="preserve"> jejich absence představuje mírnou limitaci</w:t>
+      </w:r>
+      <w:r>
+        <w:t xml:space="preserve"> </w:t>
+      </w:r>
+      <w:r>
+        <w:t>diagnostik</w:t>
+      </w:r>
+      <w:r>
+        <w:t>y</w:t>
+      </w:r>
+      <w:r>
+        <w:t>. Klasifikační tabulka vykazuje celkovou přesnost 80,5 % (senzitivita 17,2 %, specificita 96,9 %), kde nízká senzitivita je standardním důsledkem nevyváženosti dat (~21 % AI pozic). Cílem analýzy však není klasifikace, nýbrž odhad marginálních efektů.</w:t>
+      </w:r>
+      <w:r>
+        <w:t xml:space="preserve"> Modely jsou brány jako explorativní.</w:t>
+      </w:r>
+    </w:p>
+    <w:p>
+      <w:pPr>
+        <w:pStyle w:val="Zkladntext"/>
+      </w:pPr>
+      <w:r>
+        <w:t xml:space="preserve">Výsledky Modelu M3, </w:t>
+      </w:r>
+      <w:r>
+        <w:t>interpretované</w:t>
+      </w:r>
+      <w:r>
+        <w:t xml:space="preserve"> </w:t>
+      </w:r>
+      <w:r>
+        <w:t xml:space="preserve">pomocí </w:t>
+      </w:r>
+      <w:r>
+        <w:t>průměrných marginálních efektů (AME), odhalují výraznou technologickou propast na IT trhu práce. Na jedné straně stojí moderní, cloudově orientovaný technologický stack, jehož přítomnost v inzerátu výrazně zvyšuje pravděpodobnost AI požadavku. Na druhé straně tradiční podnikové a infrastrukturní technologie, které s AI pozicemi korelují negativně.</w:t>
+      </w:r>
+    </w:p>
+    <w:p>
+      <w:pPr>
+        <w:pStyle w:val="Zkladntext"/>
+        <w:rPr>
+          <w:highlight w:val="yellow"/>
+        </w:rPr>
+      </w:pPr>
+      <w:r>
+        <w:rPr>
+          <w:highlight w:val="yellow"/>
+        </w:rPr>
+        <w:t>Nejsilnějším pozitivním prediktorem je skill cluster Dynamic Web (AME = +9,4 p. b.; p &lt; 0,001). Přítomnost dovedností typu React, Node.js nebo moderních webových frameworků zvyšuje pravděpodobnost AI požadavku o téměř 10 procentních bodů. Tento výsledek odráží reálný tržní trend — AI funkce (chatboty, doporučovací systémy, personalizace) jsou nejčastěji nasazovány právě prostřednictvím webových aplikací. Následují Cloud Computing (+6,6 p. b.), Enterprise Platforms (+5,0 p. b.), Data Engineering (+4,5 p. b.) a Frontend Development (+3,6 p. b.). Doplňují je BI / Analytics (+3,5 p. b.), Systems Programming (+3,3 p. b.), DevOps / Containers (+2,6 p. b.) a Backend Development (+2,4 p. b.).</w:t>
+      </w:r>
+    </w:p>
+    <w:p>
+      <w:pPr>
+        <w:pStyle w:val="Zkladntext"/>
+      </w:pPr>
+      <w:r>
+        <w:rPr>
+          <w:highlight w:val="yellow"/>
+        </w:rPr>
+        <w:t>Opačné výsledky pak tvoří technologie asociované s tradičními IT rolemi. Enterprise / Managed systémy (AME = −6,5 p. b.; p &lt; 0,001) a Scripting / Shell (−5,6 p. b.; p &lt; 0,001) vykazují nejsilnější negativní asociaci, následovány certifikacemi (−3,9 p. b.), Databases / Storage (−3,4 p. b.) a OS / Embedded (−3,3 p. b.).</w:t>
+      </w:r>
+    </w:p>
+    <w:p>
+      <w:pPr>
+        <w:pStyle w:val="Zkladntext"/>
+      </w:pPr>
+      <w:r>
+        <w:t xml:space="preserve">Výsledkem tedy je, že AI požadavky se na trhu práce koncentrují v pozicích s moderním, cloudově-webovým technologickým profilem, zatímco tradiční podnikové, infrastrukturní role AI zatím výrazněji neadoptovaly. </w:t>
+      </w:r>
+      <w:r>
+        <w:rPr>
+          <w:highlight w:val="yellow"/>
+        </w:rPr>
+        <w:t>Tato propast má implikace pro vzdělávací politiku i individuální kariérní strategii. Přechod k AI nepředpokládá pouze osvojení samotných AI nástrojů, ale celkovou modernizaci technologického zázemí</w:t>
+      </w:r>
+      <w:r>
+        <w:t>.</w:t>
+      </w:r>
+    </w:p>
+    <w:p>
+      <w:pPr>
+        <w:pStyle w:val="Zkladntext"/>
+      </w:pPr>
+    </w:p>
+    <w:p>
+      <w:pPr>
+        <w:pStyle w:val="Zkladntext"/>
+      </w:pPr>
+      <w:r>
+        <w:lastRenderedPageBreak/>
+        <w:t>Významný je také výsledek pro proměnné</w:t>
+      </w:r>
+      <w:r>
+        <w:t xml:space="preserve"> profilu firmy</w:t>
+      </w:r>
+      <w:r>
+        <w:t>. Typ organizace (Private, Public, Nonprofit/Gov) nemá statisticky významný vliv v žádné specifikaci (p &gt; 0,27). Stejně tak seniorita po kontrole skill clusterů a job family ztrácí signifikanci (Junior p = 0,223; Senior+ p = 0,187). AI požadavky tedy nejsou výsadou seniorních pozic. Pronikají na všechny úrovně seniority a napříč všemi typy zaměstnavatelů, pokud má pozice odpovídající technologický profil.</w:t>
+      </w:r>
+    </w:p>
+    <w:p>
+      <w:pPr>
+        <w:pStyle w:val="Zkladntext"/>
+      </w:pPr>
+      <w:r>
+        <w:rPr>
+          <w:highlight w:val="yellow"/>
+        </w:rPr>
+        <w:t>U modelu je však třeba správné interpretace v kontextu jeho designu. Skill clustery jsou kromě původní proměnné skills extrahovány také ze stejného textu inzerátu, ze kterého LLM klasifikátor přidělil AI status, nelze proto hovořit o kauzalitě. Model je jako explorativní, poskytuje kvantifikaci toho, jaký technologický profil je s AI pozicemi asociován. Zjištění o technologické propasti (moderní stack vs. legacy), průřezovém charakteru AI adopce a irelevanci organizačního typu jsou korelační výsledky. Kauzální mechanismy za nimi by však vyžadovaly další výzkum.</w:t>
+      </w:r>
+    </w:p>
+    <w:p>
+      <w:pPr>
+        <w:pStyle w:val="Zkladntext"/>
+      </w:pPr>
+      <w:r>
+        <w:t>Profesní skupina (job family) a úroveň seniority mohou představovat mediátory vztahu mezi technologickými dovednostmi a pravděpodobností AI požadavku. Pokud je tomu tak, plný model jejich vliv absorbuje a skutečný efekt dovedností je v něm podhodnocen.</w:t>
+      </w:r>
+      <w:r>
+        <w:t xml:space="preserve"> Je důležité</w:t>
+      </w:r>
+      <w:r>
+        <w:t>, zda AI požadavek determinuje konkrétní pozice, nebo konkrétní dovednostní profil</w:t>
+      </w:r>
+      <w:r>
+        <w:t>.</w:t>
+      </w:r>
+      <w:r>
+        <w:t xml:space="preserve"> </w:t>
+      </w:r>
+      <w:r>
+        <w:t>Pro identifikaci mediačních efektů byly odhadnuty tři vnořené specifikace: M3 (plný model; Pseudo R² = 0,130), M3-nojf (bez job_family; Pseudo R² = 0,103) a M3-nojf-noexp (bez job_family i seniority; Pseudo R² = 0,102).</w:t>
+      </w:r>
+    </w:p>
+    <w:p>
+      <w:pPr>
+        <w:pStyle w:val="Zkladntext"/>
+      </w:pPr>
+      <w:r>
+        <w:t>Bylo zjištěno, že p</w:t>
+      </w:r>
+      <w:r>
+        <w:t>rofesní skupina je silný</w:t>
+      </w:r>
+      <w:r>
+        <w:t xml:space="preserve">m </w:t>
+      </w:r>
+      <w:r>
+        <w:t>mediátor</w:t>
+      </w:r>
+      <w:r>
+        <w:t>em</w:t>
+      </w:r>
+      <w:r>
+        <w:t>. Po vyřazení job_family se efekty klíčových skill clusterů výrazně posílily</w:t>
+      </w:r>
+      <w:r>
+        <w:t>.</w:t>
+      </w:r>
+      <w:r>
+        <w:t xml:space="preserve"> Cloud Computing vzrostl z +6,6 na +8,5 p. b. (+29 %), Data Engineering z +4,5 na +7,3 p. b. (+62 %) a negativní efekt Scripting/Shell se prohloubil z −5,6 na −7,8 p. b. (+39 %). Nově signifikantními se staly clustery Mobile/Desktop (p = 0,036), Security/Identity (p = 0,003) a Testing/QA (p = 0,023), které byly v plném modelu profesní skupinou absor</w:t>
+      </w:r>
+      <w:r>
+        <w:t>b</w:t>
+      </w:r>
+      <w:r>
+        <w:t xml:space="preserve">ovány. </w:t>
+      </w:r>
+      <w:r>
+        <w:t>T</w:t>
+      </w:r>
+      <w:r>
+        <w:t>echnologické dovednosti predikují jak AI požadavek, tak profesní skupinu, a efekt dovedností se po zahrnutí mediátoru (job_family) signifikantně zeslabí.</w:t>
+      </w:r>
+      <w:r>
+        <w:t xml:space="preserve"> Naopak s</w:t>
+      </w:r>
+      <w:r>
+        <w:t xml:space="preserve">eniorita mediátorem není. Porovnání M3-nojf vs. M3-nojf-noexp ukazuje, že odebrání seniority téměř nic nemění (ΔPseudo R² = 0,001; ΔLL = 8,4). Koeficienty skill clusterů se mezi oběma specifikacemi prakticky neliší. </w:t>
+      </w:r>
+      <w:r>
+        <w:t>V</w:t>
+      </w:r>
+      <w:r>
+        <w:t>ýsledek má přímou implikaci pro trh práce</w:t>
+      </w:r>
+      <w:r>
+        <w:t>.</w:t>
+      </w:r>
+      <w:r>
+        <w:t xml:space="preserve"> AI požadavky nejsou vázány na úroveň zkušeností</w:t>
+      </w:r>
+      <w:r>
+        <w:t>,</w:t>
+      </w:r>
+      <w:r>
+        <w:t xml:space="preserve"> juniorní pozice s moderním tech stackem mají stejnou pravděpodobnost AI požadavku jako</w:t>
+      </w:r>
+      <w:r>
+        <w:t xml:space="preserve"> ty</w:t>
+      </w:r>
+      <w:r>
+        <w:t xml:space="preserve"> seniorní.</w:t>
+      </w:r>
+    </w:p>
+    <w:p>
+      <w:pPr>
+        <w:pStyle w:val="Zkladntext"/>
+      </w:pPr>
+      <w:r>
+        <w:lastRenderedPageBreak/>
+        <w:t>Rozlišení mediátorů (job family) od nezávislých prediktorů (skill clustery) je pro správnou interpretaci</w:t>
+      </w:r>
+      <w:r>
+        <w:t xml:space="preserve"> klíčové</w:t>
+      </w:r>
+      <w:r>
+        <w:t>. Plný model M3 ukazuje čistý efekt dovedností po kontrole typu role</w:t>
+      </w:r>
+      <w:r>
+        <w:t>. M</w:t>
+      </w:r>
+      <w:r>
+        <w:t xml:space="preserve">odel bez job_family ukazuje kumulativní efekt dovedností včetně jejich nepřímého působení </w:t>
+      </w:r>
+      <w:r>
+        <w:t>přes</w:t>
+      </w:r>
+      <w:r>
+        <w:t xml:space="preserve"> </w:t>
+      </w:r>
+      <w:r>
+        <w:t xml:space="preserve">kategorizaci do </w:t>
+      </w:r>
+      <w:r>
+        <w:t>profes</w:t>
+      </w:r>
+      <w:r>
+        <w:t>í</w:t>
+      </w:r>
+      <w:r>
+        <w:t>.</w:t>
+      </w:r>
+      <w:r>
+        <w:t xml:space="preserve"> </w:t>
+      </w:r>
+      <w:r>
+        <w:t xml:space="preserve">Kategorie „Unknown" a „Missing" vykazují v Modelu M3 signifikantní efekty, což </w:t>
+      </w:r>
+      <w:r>
+        <w:t>značí</w:t>
+      </w:r>
+      <w:r>
+        <w:t>, že chybějící hodnoty nejsou v datech náhodné (Missing Not At Random). Tyto efekty však nejsou statistickým artefaktem</w:t>
+      </w:r>
+      <w:r>
+        <w:t xml:space="preserve">, </w:t>
+      </w:r>
+      <w:r>
+        <w:t>mají smysluplnou interpretaci v kontextu IT trhu práce.</w:t>
+      </w:r>
+    </w:p>
+    <w:p>
+      <w:pPr>
+        <w:pStyle w:val="Zkladntext"/>
+      </w:pPr>
+      <w:r>
+        <w:t xml:space="preserve">Unknown region (AME = +5,0 p. b.; p &lt; 0,001) pravděpodobně zachycuje celostátní a plně remote pozice, které jsou s AI asociovány silněji </w:t>
+      </w:r>
+      <w:r>
+        <w:rPr>
+          <w:highlight w:val="yellow"/>
+        </w:rPr>
+        <w:t>(viz sekce 5.1.4).</w:t>
+      </w:r>
+      <w:r>
+        <w:t xml:space="preserve"> Missing education (AME = +4,3 p. b.; p &lt; 0,001) odpovídá technicky náročným rolím, kde zaměstnavatel upřednostňuje portfolio dovedností před formálním vzděláním</w:t>
+      </w:r>
+      <w:r>
+        <w:t xml:space="preserve">. </w:t>
+      </w:r>
+      <w:r>
+        <w:rPr>
+          <w:highlight w:val="yellow"/>
+        </w:rPr>
+        <w:t>P</w:t>
+      </w:r>
+      <w:r>
+        <w:rPr>
+          <w:highlight w:val="yellow"/>
+        </w:rPr>
+        <w:t>rávě tento přístup je pro AI-orientované firmy</w:t>
+      </w:r>
+      <w:r>
+        <w:rPr>
+          <w:highlight w:val="yellow"/>
+        </w:rPr>
+        <w:t xml:space="preserve"> typický</w:t>
+      </w:r>
+      <w:r>
+        <w:t xml:space="preserve">. Unknown velikost firmy (AME = −3,6 p. b.; p = 0,004) </w:t>
+      </w:r>
+      <w:r>
+        <w:t xml:space="preserve">by mohlo </w:t>
+      </w:r>
+      <w:r>
+        <w:t xml:space="preserve">teoreticky </w:t>
+      </w:r>
+      <w:r>
+        <w:t>reflektovat menší startupy, které údaje na Glassdoor nezveřejňují a mají nižší adopci AI.</w:t>
+      </w:r>
+    </w:p>
+    <w:p>
+      <w:pPr>
+        <w:pStyle w:val="Zkladntext"/>
+      </w:pPr>
+      <w:r>
+        <w:t>Robustnost výsledků vůči chybějícím hodnotám byla ověřena na podvzorku se známým vzděláním (N = 11 484): koeficienty ostatních prediktorů zůstaly konzistentní (Pseudo R² = 0,118 vs. 0,130 na plném vzorku), což potvrzuje, že missing-indicator metoda (</w:t>
+      </w:r>
+      <w:r>
+        <w:rPr>
+          <w:highlight w:val="yellow"/>
+        </w:rPr>
+        <w:t>Allison, 2001</w:t>
+      </w:r>
+      <w:r>
+        <w:t>) nezkresluje odhady klíčových proměnných ani při 35,7 % chybějících hodnot vzdělání.</w:t>
+      </w:r>
+    </w:p>
+    <w:p>
+      <w:pPr>
+        <w:pStyle w:val="Nadpis2"/>
+      </w:pPr>
+      <w:r>
+        <w:t>Dovednostní profil AI pozic</w:t>
+      </w:r>
+    </w:p>
+    <w:p>
+      <w:pPr>
+        <w:pStyle w:val="Zkladntext"/>
+      </w:pPr>
+      <w:r>
+        <w:t>AI pozice vyžadují objemnější portfolio technických dovedností. Průměrný počet požadovaných hard skills u pozic bez AI činil přibližně 16,0 (SD = 10,1), u AI Integration pozic 19,5 (SD = 10,4) a u Applied/Core AI pozic 20,6 (SD = 10,8). Rozdíl přibližně 4 dovedností mezi non-AI a AI pozicemi je statisticky vysoce významný (t = −20,0; p &lt; 0,001) a reflektuje komplexnější povahu AI rolí, kde je od uchazečů očekáváno zvládání širšího arzenálu technologií.</w:t>
+      </w:r>
+    </w:p>
+    <w:p>
+      <w:pPr>
+        <w:pStyle w:val="Zkladntext"/>
+      </w:pPr>
+      <w:r>
+        <w:t>Hlavní logistické modely (</w:t>
+      </w:r>
+      <w:r>
+        <w:rPr>
+          <w:highlight w:val="yellow"/>
+        </w:rPr>
+        <w:t>sekce 5.4</w:t>
+      </w:r>
+      <w:r>
+        <w:t xml:space="preserve">) </w:t>
+      </w:r>
+      <w:r>
+        <w:t xml:space="preserve">předem </w:t>
+      </w:r>
+      <w:r>
+        <w:t xml:space="preserve">vyřazují clustery Generative AI a Data Science / ML jako tautologické s vysvětlovanou proměnnou. Pro kvantifikaci dopadu tohoto rozhodnutí </w:t>
+      </w:r>
+      <w:r>
+        <w:t xml:space="preserve">při navrhování modelu </w:t>
+      </w:r>
+      <w:r>
+        <w:t>byla provedena citlivostní analýza, kde byly oba clustery do Modelu M3 vráceny.</w:t>
+      </w:r>
+    </w:p>
+    <w:p>
+      <w:pPr>
+        <w:pStyle w:val="Zkladntext"/>
+      </w:pPr>
+      <w:r>
+        <w:lastRenderedPageBreak/>
+        <w:t>Po zařazení cirkulárních clusterů vzrostlo Pseudo R² z 13,0 % na přibližně 34 %. Generative AI se stala naprosto dominantním prediktorem (AME ≈ +32 p. b.) a Data Science / ML druhým nejsilnějším (AME ≈ +26 p. b.). Tyto dva clustery tedy vysvětlovaly přibližně 21 procentních bodů variability, což představuje zhruba 62 % celkové prediktivní schopnosti rozšířeného modelu.</w:t>
+      </w:r>
+      <w:r>
+        <w:t xml:space="preserve"> </w:t>
+      </w:r>
+      <w:r>
+        <w:t xml:space="preserve">Přítomnost cirkulárních clusterů zároveň potlačila efekty ostatních prediktorů. Ve srovnání s hlavním modelem (bez </w:t>
+      </w:r>
+      <w:r>
+        <w:t xml:space="preserve">sklil clusteru </w:t>
+      </w:r>
+      <w:r>
+        <w:t>Gen</w:t>
+      </w:r>
+      <w:r>
+        <w:t xml:space="preserve">erative AI </w:t>
+      </w:r>
+      <w:r>
+        <w:t>/</w:t>
+      </w:r>
+      <w:r>
+        <w:t xml:space="preserve"> </w:t>
+      </w:r>
+      <w:r>
+        <w:t>ML) klesly AME zbývajících clusterů přibližně</w:t>
+      </w:r>
+      <w:r>
+        <w:t xml:space="preserve"> o</w:t>
+      </w:r>
+      <w:r>
+        <w:t xml:space="preserve"> polovinu</w:t>
+      </w:r>
+      <w:r>
+        <w:t xml:space="preserve"> (</w:t>
+      </w:r>
+      <w:r>
+        <w:t>Cloud Computing z +6,6 na ≈ +3 p. b., Dynamic Web z +9,4 na ≈ +5 p. b., Data Engineering z +4,5 na ≈ +1 p. b</w:t>
+      </w:r>
+      <w:r>
+        <w:t>).</w:t>
+      </w:r>
+      <w:r>
+        <w:t xml:space="preserve"> Některé clustery (DevOps/Containers, Systems Programming) </w:t>
+      </w:r>
+      <w:r>
+        <w:t xml:space="preserve">zcela </w:t>
+      </w:r>
+      <w:r>
+        <w:t xml:space="preserve">ztratily signifikanci. </w:t>
+      </w:r>
+      <w:r>
+        <w:t xml:space="preserve">Tato zjištění potvrzují, že při </w:t>
+      </w:r>
+      <w:r>
+        <w:t xml:space="preserve">ponechání cirkulárních </w:t>
+      </w:r>
+      <w:r>
+        <w:t xml:space="preserve">sklil </w:t>
+      </w:r>
+      <w:r>
+        <w:t xml:space="preserve">clusterů v modelu by efekty ostatních technologických dovedností byly podceněny, </w:t>
+      </w:r>
+      <w:r>
+        <w:rPr>
+          <w:highlight w:val="yellow"/>
+        </w:rPr>
+        <w:t>neboť GenAI a DS/ML absorbují variabilitu, která ve skutečnosti pramění z širšího technologického profilu pozice.</w:t>
+      </w:r>
+    </w:p>
+    <w:p>
+      <w:pPr>
+        <w:pStyle w:val="Nadpis2"/>
+      </w:pPr>
+      <w:r>
+        <w:t> Multinomi</w:t>
+      </w:r>
+      <w:r>
+        <w:t>cký</w:t>
+      </w:r>
+      <w:r>
+        <w:t xml:space="preserve"> logit </w:t>
+      </w:r>
+      <w:r>
+        <w:t>(</w:t>
+      </w:r>
+      <w:r>
+        <w:t>používání AI oproti vývoji AI</w:t>
+      </w:r>
+      <w:r>
+        <w:t>)</w:t>
+      </w:r>
+    </w:p>
+    <w:p>
+      <w:pPr>
+        <w:pStyle w:val="Zkladntext"/>
+      </w:pPr>
+      <w:r>
+        <w:t>Stěžejní přidanou</w:t>
+      </w:r>
+      <w:r>
+        <w:t xml:space="preserve"> analytickou</w:t>
+      </w:r>
+      <w:r>
+        <w:t xml:space="preserve"> hodnot</w:t>
+      </w:r>
+      <w:r>
+        <w:t>u</w:t>
+      </w:r>
+      <w:r>
+        <w:t xml:space="preserve"> </w:t>
+      </w:r>
+      <w:r>
+        <w:t xml:space="preserve">nabývá také </w:t>
+      </w:r>
+      <w:r>
+        <w:t xml:space="preserve">rozlišení mezi pozicemi, které AI pouze integrují do svých procesů (AI Integration), a pozicemi, </w:t>
+      </w:r>
+      <w:r>
+        <w:t>kde se</w:t>
+      </w:r>
+      <w:r>
+        <w:t xml:space="preserve"> AI přímo vyvíjí (Applied/Core AI). K tomuto účelu byl odhadnut multinomi</w:t>
+      </w:r>
+      <w:r>
+        <w:t xml:space="preserve">cký </w:t>
+      </w:r>
+      <w:r>
+        <w:t>logistický model (mlogit) se třemi kategoriemi výsledné proměnné (None, AI Integration, Applied/Core AI)</w:t>
+      </w:r>
+      <w:r>
+        <w:t xml:space="preserve">, </w:t>
+      </w:r>
+      <w:r>
+        <w:t>None</w:t>
+      </w:r>
+      <w:r>
+        <w:t xml:space="preserve"> jako kategorií referenční</w:t>
+      </w:r>
+      <w:r>
+        <w:t xml:space="preserve">. </w:t>
+      </w:r>
+      <w:r>
+        <w:t>Stejně jako u</w:t>
+      </w:r>
+      <w:r>
+        <w:t xml:space="preserve"> binární</w:t>
+      </w:r>
+      <w:r>
+        <w:t>ho</w:t>
+      </w:r>
+      <w:r>
+        <w:t xml:space="preserve"> logit</w:t>
+      </w:r>
+      <w:r>
+        <w:t>u</w:t>
+      </w:r>
+      <w:r>
+        <w:t xml:space="preserve"> (</w:t>
+      </w:r>
+      <w:r>
+        <w:rPr>
+          <w:highlight w:val="yellow"/>
+        </w:rPr>
+        <w:t>sekce 5.4</w:t>
+      </w:r>
+      <w:r>
+        <w:t xml:space="preserve">) byly </w:t>
+      </w:r>
+      <w:r>
+        <w:t xml:space="preserve">vyřazeny </w:t>
+      </w:r>
+      <w:r>
+        <w:t>cirkulární clustery Generative AI a Data Science / ML</w:t>
+      </w:r>
+      <w:r>
+        <w:t xml:space="preserve">. U tohoto modelu bylo vyřazeno také </w:t>
+      </w:r>
+      <w:r>
+        <w:t>vzdělání (edu_logit) kvůli nedostatečné</w:t>
+      </w:r>
+      <w:r>
+        <w:t>mu množství pozorování</w:t>
+      </w:r>
+      <w:r>
+        <w:t xml:space="preserve"> (HS/Associate × Applied AI = 23 </w:t>
+      </w:r>
+      <w:r>
+        <w:t>poz.</w:t>
+      </w:r>
+      <w:r>
+        <w:t xml:space="preserve"> &lt; 50). </w:t>
+      </w:r>
+      <w:bookmarkStart w:id="59" w:name="_Hlk227061176"/>
+      <w:r>
+        <w:rPr>
+          <w:highlight w:val="yellow"/>
+        </w:rPr>
+        <w:t xml:space="preserve">Modely byly odhadovány inkrementálně (M1–M3) se </w:t>
+      </w:r>
+      <w:r>
+        <w:rPr>
+          <w:highlight w:val="yellow"/>
+        </w:rPr>
+        <w:t>obdobnou</w:t>
+      </w:r>
+      <w:r>
+        <w:rPr>
+          <w:highlight w:val="yellow"/>
+        </w:rPr>
+        <w:t xml:space="preserve"> strukturou jako v</w:t>
+      </w:r>
+      <w:bookmarkEnd w:id="59"/>
+      <w:r>
+        <w:t xml:space="preserve"> </w:t>
+      </w:r>
+      <w:r>
+        <w:rPr>
+          <w:highlight w:val="yellow"/>
+        </w:rPr>
+        <w:t>sekci 5.4</w:t>
+      </w:r>
+      <w:r>
+        <w:t>.</w:t>
+      </w:r>
+      <w:r>
+        <w:t xml:space="preserve"> </w:t>
+      </w:r>
+      <w:r>
+        <w:t>Ní</w:t>
+      </w:r>
+      <w:r>
+        <w:t>že jsou reportovány výsledky plného Modelu M3 (Pseudo R² = 0,125).</w:t>
+      </w:r>
+      <w:r>
+        <w:t xml:space="preserve"> </w:t>
+      </w:r>
+      <w:r>
+        <w:t>Výsledky AME z</w:t>
+      </w:r>
+      <w:r>
+        <w:t> </w:t>
+      </w:r>
+      <w:r>
+        <w:t>multinomi</w:t>
+      </w:r>
+      <w:r>
+        <w:t xml:space="preserve">ckého </w:t>
+      </w:r>
+      <w:r>
+        <w:t>m</w:t>
+      </w:r>
+      <w:r>
+        <w:t>odelu M3 odhalují kvalitativně odlišné dovednostní profily obou kategorií</w:t>
+      </w:r>
+      <w:r>
+        <w:t>. P</w:t>
+      </w:r>
+      <w:r>
+        <w:t xml:space="preserve">rávě v rozdílech mezi nimi spočívá hlavní přínos </w:t>
+      </w:r>
+      <w:r>
+        <w:t>tohoto</w:t>
+      </w:r>
+      <w:r>
+        <w:t xml:space="preserve"> přístupu oproti</w:t>
+      </w:r>
+      <w:r>
+        <w:t xml:space="preserve"> </w:t>
+      </w:r>
+      <w:r>
+        <w:t xml:space="preserve">pouhému </w:t>
+      </w:r>
+      <w:r>
+        <w:t>binárnímu logitu.</w:t>
+      </w:r>
+    </w:p>
+    <w:p>
+      <w:pPr>
+        <w:pStyle w:val="Zkladntext"/>
+        <w:ind w:left="0" w:firstLine="0"/>
+        <w:rPr>
+          <w:b/>
+          <w:bCs/>
+        </w:rPr>
+      </w:pPr>
+      <w:r>
+        <w:rPr>
+          <w:b/>
+          <w:bCs/>
+        </w:rPr>
+        <w:t>Společné prediktory</w:t>
+      </w:r>
+      <w:r>
+        <w:rPr>
+          <w:b/>
+          <w:bCs/>
+        </w:rPr>
+        <w:t xml:space="preserve"> aneb </w:t>
+      </w:r>
+      <w:r>
+        <w:rPr>
+          <w:b/>
+          <w:bCs/>
+        </w:rPr>
+        <w:t>co zvyšuje pravděpodobnost AI požadavku</w:t>
+      </w:r>
+    </w:p>
+    <w:p>
+      <w:pPr>
+        <w:pStyle w:val="Zkladntext"/>
+      </w:pPr>
+      <w:r>
+        <w:t xml:space="preserve">Některé skill clustery zvyšují pravděpodobnost obou typů AI pozic, avšak s rozdílnou intenzitou. Dynamic Web je nejsilnějším pozitivním prediktorem u obou kategorií, přičemž efekt je silnější pro Applied/Core AI (+5,1 p. b.; p &lt; 0,001) než pro AI Integration (+4,4 p. b.; p &lt; 0,001). Podobně Cloud Computing predikuje obě kategorie, ale téměř dvojnásobně silněji AI Integration (+4,3 p. b.; p &lt; 0,001) oproti </w:t>
+      </w:r>
+      <w:r>
+        <w:lastRenderedPageBreak/>
+        <w:t>Applied/Core AI (+2,4 p. b.; p &lt; 0,001)</w:t>
+      </w:r>
+      <w:r>
+        <w:t>.</w:t>
+      </w:r>
+      <w:r>
+        <w:t xml:space="preserve"> </w:t>
+      </w:r>
+      <w:r>
+        <w:t>Toto rozložení značí, že c</w:t>
+      </w:r>
+      <w:r>
+        <w:t>loudová infrastruktura je primárně prostředkem nasazení AI služeb (integrace), zatímco moderní webové technologie jsou nedílnou součástí jak nasazení, tak vývoje AI aplikací. Dalšími společnými pozitivními prediktory jsou BI / Analytics (Integration: +2,0 p. b.; Applied: +1,3 p. b.) a DevOps / Containers (Integration: +1,6 p. b.; Applied: +1,0 p. b.).</w:t>
+      </w:r>
+    </w:p>
+    <w:p>
+      <w:pPr>
+        <w:pStyle w:val="Zkladntext"/>
+      </w:pPr>
+      <w:r>
+        <w:t xml:space="preserve">Na </w:t>
+      </w:r>
+      <w:r>
+        <w:t>opačné straně</w:t>
+      </w:r>
+      <w:r>
+        <w:t xml:space="preserve"> </w:t>
+      </w:r>
+      <w:r>
+        <w:t xml:space="preserve">pak </w:t>
+      </w:r>
+      <w:r>
+        <w:t xml:space="preserve">stojí Enterprise / Managed systémy (Integration: −4,2 p. b.; Applied: −2,7 p. b.) a Scripting / Shell (Integration: −3,1 p. b.; Applied: −2,5 p. b.), které </w:t>
+      </w:r>
+      <w:r>
+        <w:t xml:space="preserve">oba </w:t>
+      </w:r>
+      <w:r>
+        <w:t>konzistentně snižují pravděpodobnost obou typů AI pozic</w:t>
+      </w:r>
+      <w:r>
+        <w:t>.</w:t>
+      </w:r>
+      <w:r>
+        <w:t xml:space="preserve"> </w:t>
+      </w:r>
+      <w:r>
+        <w:t>T</w:t>
+      </w:r>
+      <w:r>
+        <w:t>radiční podnikové a infrastrukturní technologie s AI nesouvisejí</w:t>
+      </w:r>
+      <w:r>
+        <w:t xml:space="preserve">, </w:t>
+      </w:r>
+      <w:r>
+        <w:t>bez ohledu na úroveň AI zapojení.</w:t>
+      </w:r>
+    </w:p>
+    <w:p>
+      <w:pPr>
+        <w:pStyle w:val="Zkladntext"/>
+        <w:ind w:left="0" w:firstLine="0"/>
+        <w:rPr>
+          <w:b/>
+          <w:bCs/>
+        </w:rPr>
+      </w:pPr>
+      <w:r>
+        <w:rPr>
+          <w:b/>
+          <w:bCs/>
+        </w:rPr>
+        <w:t>Diskriminující prediktory</w:t>
+      </w:r>
+      <w:r>
+        <w:rPr>
+          <w:b/>
+          <w:bCs/>
+        </w:rPr>
+        <w:t xml:space="preserve"> (</w:t>
+      </w:r>
+      <w:r>
+        <w:rPr>
+          <w:b/>
+          <w:bCs/>
+        </w:rPr>
+        <w:t>kde se</w:t>
+      </w:r>
+      <w:r>
+        <w:rPr>
+          <w:b/>
+          <w:bCs/>
+        </w:rPr>
+        <w:t xml:space="preserve"> u</w:t>
+      </w:r>
+      <w:r>
+        <w:rPr>
+          <w:b/>
+          <w:bCs/>
+        </w:rPr>
+        <w:t>žívání a vývoj AI zásadně liší</w:t>
+      </w:r>
+      <w:r>
+        <w:rPr>
+          <w:b/>
+          <w:bCs/>
+        </w:rPr>
+        <w:t>)</w:t>
+      </w:r>
+    </w:p>
+    <w:p>
+      <w:pPr>
+        <w:pStyle w:val="Zkladntext"/>
+      </w:pPr>
+      <w:r>
+        <w:t>Dalším</w:t>
+      </w:r>
+      <w:r>
+        <w:t xml:space="preserve"> analytickým výstupem multinomi</w:t>
+      </w:r>
+      <w:r>
+        <w:t>ckého</w:t>
+      </w:r>
+      <w:r>
+        <w:t xml:space="preserve"> modelu jsou clustery, jejichž efekt se mezi kategoriemi kvalitativně liší</w:t>
+      </w:r>
+      <w:r>
+        <w:t xml:space="preserve">, </w:t>
+      </w:r>
+      <w:r>
+        <w:t>včetně případů, kdy směřují na opačné strany.</w:t>
+      </w:r>
+      <w:r>
+        <w:t xml:space="preserve"> </w:t>
+      </w:r>
+      <w:r>
+        <w:t>Systems Programming vykazuje statisticky významný opačný efekt mezi kategoriemi</w:t>
+      </w:r>
+      <w:r>
+        <w:t>,</w:t>
+      </w:r>
+      <w:r>
+        <w:t xml:space="preserve"> snižuje pravděpodobnost AI Integration o 1,7 p. b. (p = 0,034), avšak zvyšuje pravděpodobnost Applied/Core AI o 4,2 p. b. (p &lt; 0,001). Jinými slovy, nízkoúrovňové programování (C, C++, Rust, embedded systémy) je aktivně neslučitelné s pouhou integrací AI nástrojů, ale představuje klíčovou kompetenci pro vývoj AI infrastruktury</w:t>
+      </w:r>
+      <w:r>
+        <w:t>,</w:t>
+      </w:r>
+      <w:r>
+        <w:t xml:space="preserve"> optimalizace pipeline, GPU computing, deployment AI modelů na zařízeních</w:t>
+      </w:r>
+      <w:r>
+        <w:t xml:space="preserve"> apod</w:t>
+      </w:r>
+      <w:r>
+        <w:t>.</w:t>
+      </w:r>
+    </w:p>
+    <w:p>
+      <w:pPr>
+        <w:pStyle w:val="Zkladntext"/>
+      </w:pPr>
+      <w:r>
+        <w:t>Data Engineering představuje nejčistší diskriminátor: nemá žádný statisticky významný vliv na P(AI Integration) (+0,2 p. b.; p = 0,703), avšak je jedním z nejsilnějších prediktorů P(Applied/Core AI) (+4,2 p. b.; p &lt; 0,001). Správa datových pipeline, ETL procesy a datová architektura jsou tedy výhradně doménou AI vývoje, nikoliv integrace</w:t>
+      </w:r>
+      <w:r>
+        <w:t>.</w:t>
+      </w:r>
+      <w:r>
+        <w:t xml:space="preserve"> Applied/Core AI pozice vyžadují schopnost zpracovat a připravit data pro trénink modelů, zatímco pozice využívající hotové AI API tuto dovednost nepotřebují.</w:t>
+      </w:r>
+    </w:p>
+    <w:p>
+      <w:pPr>
+        <w:pStyle w:val="Zkladntext"/>
+      </w:pPr>
+      <w:r>
+        <w:t>Frontend Development a Enterprise Platforms vykazují opačný vzorec</w:t>
+      </w:r>
+      <w:r>
+        <w:t>.</w:t>
+      </w:r>
+      <w:r>
+        <w:t xml:space="preserve"> </w:t>
+      </w:r>
+      <w:r>
+        <w:t>S</w:t>
+      </w:r>
+      <w:r>
+        <w:t xml:space="preserve">ilně zvyšují P(AI Integration) (Frontend: +4,9 p. b., p &lt; 0,001; Enterprise Platforms: +5,8 p. b., p &lt; 0,001), ale nemají statisticky významný vliv na P(Applied/Core AI) (Frontend: −0,7 p. b., ns; Enterprise Platforms: −0,7 p. b., </w:t>
+      </w:r>
+      <w:r>
+        <w:rPr>
+          <w:highlight w:val="yellow"/>
+        </w:rPr>
+        <w:t>ns</w:t>
+      </w:r>
+      <w:r>
+        <w:t xml:space="preserve">). Tyto aplikační dovednosti odpovídají pozicím, kde se AI nasazuje do existujících uživatelských rozhraní a podnikových systémů — chatboty v e-commerce, AI-poháněné dashboardy, doporučovací systémy </w:t>
+      </w:r>
+      <w:r>
+        <w:lastRenderedPageBreak/>
+        <w:t>na webu.</w:t>
+      </w:r>
+      <w:r>
+        <w:t xml:space="preserve"> </w:t>
+      </w:r>
+      <w:r>
+        <w:t>Backend Development se rovněž profiluje jako prediktor Integration (+2,2 p. b.; p &lt; 0,001) spíše než Applied AI (+0,4 p. b.; ns), což odráží roli backendových vývojářů v integraci AI služeb přes API</w:t>
+      </w:r>
+      <w:r>
+        <w:t xml:space="preserve"> rozhraní</w:t>
+      </w:r>
+      <w:r>
+        <w:t>.</w:t>
+      </w:r>
+    </w:p>
+    <w:p>
+      <w:pPr>
+        <w:pStyle w:val="Zkladntext"/>
+      </w:pPr>
+      <w:r>
+        <w:t xml:space="preserve">Výsledné dovednostní profily obou kategorií jsou konzistentní s teoretickým rozlišením úrovní AI adopce. Applied/Core AI pozice vyžadují </w:t>
+      </w:r>
+      <w:r>
+        <w:t xml:space="preserve">klíčové </w:t>
+      </w:r>
+      <w:r>
+        <w:t>inženýrské dovednosti (systémové programování, data engineering, nízkoúrovňová optimalizace), zatímco AI Integration pozice se vyznačují aplikačními dovednostmi (frontend, enterprise platformy, cloudové nasazení). Toto zjištění přímo validuje třístupňové rozlišení AI požadavků, které je konceptem této práce</w:t>
+      </w:r>
+      <w:r>
+        <w:t>.</w:t>
+      </w:r>
+      <w:r>
+        <w:t xml:space="preserve"> </w:t>
+      </w:r>
+      <w:r>
+        <w:t>B</w:t>
+      </w:r>
+      <w:r>
+        <w:t>inární logit odpoví</w:t>
+      </w:r>
+      <w:r>
+        <w:t xml:space="preserve">dá </w:t>
+      </w:r>
+      <w:r>
+        <w:t xml:space="preserve">na otázku co </w:t>
+      </w:r>
+      <w:r>
+        <w:t xml:space="preserve">AI </w:t>
+      </w:r>
+      <w:r>
+        <w:t>predikuje</w:t>
+      </w:r>
+      <w:r>
+        <w:t>,</w:t>
+      </w:r>
+      <w:r>
+        <w:t xml:space="preserve"> </w:t>
+      </w:r>
+      <w:r>
+        <w:t>multinomický</w:t>
+      </w:r>
+      <w:r>
+        <w:t xml:space="preserve"> logit </w:t>
+      </w:r>
+      <w:r>
+        <w:t xml:space="preserve">pak </w:t>
+      </w:r>
+      <w:r>
+        <w:t xml:space="preserve">na </w:t>
+      </w:r>
+      <w:r>
+        <w:t xml:space="preserve">to, </w:t>
+      </w:r>
+      <w:r>
+        <w:t xml:space="preserve">co odlišuje používání AI od </w:t>
+      </w:r>
+      <w:r>
+        <w:t xml:space="preserve">samotného </w:t>
+      </w:r>
+      <w:r>
+        <w:t>vývoje</w:t>
+      </w:r>
+      <w:r>
+        <w:t>.</w:t>
+      </w:r>
+    </w:p>
+    <w:p>
+      <w:pPr>
+        <w:pStyle w:val="Zkladntext"/>
+        <w:ind w:left="0" w:firstLine="0"/>
+        <w:rPr>
+          <w:b/>
+          <w:bCs/>
+        </w:rPr>
+      </w:pPr>
+      <w:r>
+        <w:rPr>
+          <w:b/>
+          <w:bCs/>
+        </w:rPr>
+        <w:t>Profesní skupiny a seniorita</w:t>
+      </w:r>
+    </w:p>
+    <w:p>
+      <w:pPr>
+        <w:pStyle w:val="Zkladntext"/>
+      </w:pPr>
+      <w:r>
+        <w:t xml:space="preserve">Z hlediska profesních skupin </w:t>
+      </w:r>
+      <w:r>
+        <w:t>existuje</w:t>
+      </w:r>
+      <w:r>
+        <w:t xml:space="preserve"> asymetrie mezi kategoriemi. Oproti referenční kategorii Data &amp; AI mají všechny ostatní</w:t>
+      </w:r>
+      <w:r>
+        <w:t xml:space="preserve"> kategorie v</w:t>
+      </w:r>
+      <w:r>
+        <w:t xml:space="preserve"> job famil</w:t>
+      </w:r>
+      <w:r>
+        <w:t>y</w:t>
+      </w:r>
+      <w:r>
+        <w:t xml:space="preserve"> dramaticky nižší pravděpodobnost Applied/Core AI</w:t>
+      </w:r>
+      <w:r>
+        <w:t xml:space="preserve">: </w:t>
+      </w:r>
+      <w:r>
+        <w:t>Other (−20,9 p. b.; p &lt; 0,001), DevOps &amp; Cloud (−19,5 p. b.; p &lt; 0,001), Software Developer (−19,6 p. b.; p &lt; 0,001), Software Engineer (−15,2 p. b.; p &lt; 0,001) a S</w:t>
+      </w:r>
+      <w:r>
+        <w:t>enior</w:t>
+      </w:r>
+      <w:r>
+        <w:t>+ Software Engineer (−14,6 p. b.; p &lt; 0,001). U AI Integration jsou efekty mnohonásobně slabší a většinou statisticky nevýznamné. Integrace AI tedy proniká relativně rovnoměrně napříč profesemi, zatímco vývoj AI zůstává silně soustředěn v datových a AI specializacích.</w:t>
+      </w:r>
+    </w:p>
+    <w:p>
+      <w:pPr>
+        <w:pStyle w:val="Zkladntext"/>
+      </w:pPr>
+      <w:r>
+        <w:t>Seniorita vykazuje odlišný vzorec pro obě kategorie. Pro AI Integration mají všechny úrovně zkušeností signifikantně nižší pravděpodobnost oproti referenční kategorii Mid (3–5 let): Junior −1,5 p. b. (p = 0,040), Senior+ −1,6 p. b. (p = 0,016), Missing −2,7 p. b. (p &lt; 0,001). Pro Applied/Core AI jsou však efekty seniority statisticky nevýznamné (Junior: −0,1 p. b., p = 0,851; Senior+: +0,6 p. b., p = 0,193). Vývoj AI tedy není vázán na konkrétní úroveň zkušeností — rozhodující jsou technické dovednosti, nikoliv délka praxe.</w:t>
+      </w:r>
+    </w:p>
+    <w:p>
+      <w:pPr>
+        <w:pStyle w:val="Zkladntext"/>
+        <w:ind w:left="0" w:firstLine="0"/>
+        <w:rPr>
+          <w:b/>
+          <w:bCs/>
+        </w:rPr>
+      </w:pPr>
+      <w:r>
+        <w:rPr>
+          <w:b/>
+          <w:bCs/>
+        </w:rPr>
+        <w:t>Test mediace v</w:t>
+      </w:r>
+      <w:r>
+        <w:rPr>
+          <w:b/>
+          <w:bCs/>
+        </w:rPr>
+        <w:t> </w:t>
+      </w:r>
+      <w:r>
+        <w:rPr>
+          <w:b/>
+          <w:bCs/>
+        </w:rPr>
+        <w:t>multinomi</w:t>
+      </w:r>
+      <w:r>
+        <w:rPr>
+          <w:b/>
+          <w:bCs/>
+        </w:rPr>
+        <w:t xml:space="preserve">ckém </w:t>
+      </w:r>
+      <w:r>
+        <w:rPr>
+          <w:b/>
+          <w:bCs/>
+        </w:rPr>
+        <w:t>rámci</w:t>
+      </w:r>
+    </w:p>
+    <w:p>
+      <w:pPr>
+        <w:pStyle w:val="Zkladntext"/>
+      </w:pPr>
+      <w:r>
+        <w:t>A</w:t>
+      </w:r>
+      <w:r>
+        <w:t>nalýza</w:t>
+      </w:r>
+      <w:r>
+        <w:t xml:space="preserve"> mediace</w:t>
+      </w:r>
+      <w:r>
+        <w:t xml:space="preserve"> (modely M3a bez job_family a M3b bez job_family i seniority) potvrzuje vzorce zjištěné v binárním logitu (</w:t>
+      </w:r>
+      <w:r>
+        <w:rPr>
+          <w:highlight w:val="yellow"/>
+        </w:rPr>
+        <w:t>sekce 5.4.4</w:t>
+      </w:r>
+      <w:r>
+        <w:t xml:space="preserve">), avšak </w:t>
+      </w:r>
+      <w:r>
+        <w:t xml:space="preserve">s rozdíly </w:t>
+      </w:r>
+      <w:r>
+        <w:t xml:space="preserve">pro jednotlivé AI kategorie. Po vyřazení job_family z modelu vzrostl efekt Data Engineering na P(Applied AI) z +4,2 na +6,4 p. b. (+52 %), což potvrzuje, že podstatná </w:t>
+      </w:r>
+      <w:r>
+        <w:lastRenderedPageBreak/>
+        <w:t>část efektu Data Engineering je mediována přes profesní skupinu. Současně se v modelu bez job_family stávají nově signifikantními Security / Identity (−1,8 p. b.; p &lt; 0,001), Testing / QA (−1,2 p. b.; p = 0,003) a Frontend Development (−1,5 p. b.; p = 0,001) pro Applied AI</w:t>
+      </w:r>
+      <w:r>
+        <w:t>.</w:t>
+      </w:r>
+      <w:r>
+        <w:t xml:space="preserve"> </w:t>
+      </w:r>
+      <w:r>
+        <w:t>T</w:t>
+      </w:r>
+      <w:r>
+        <w:t>yto efekty jsou v plném modelu absor</w:t>
+      </w:r>
+      <w:r>
+        <w:t>b</w:t>
+      </w:r>
+      <w:r>
+        <w:t>ovány profesní skupinou. Pokles log-likelihood (M3: −10 020 → M3a: −10 356) potvrzuje, že job_family je silný mediátor</w:t>
+      </w:r>
+      <w:r>
+        <w:t>, naopak s</w:t>
+      </w:r>
+      <w:r>
+        <w:t xml:space="preserve">eniorita </w:t>
+      </w:r>
+      <w:r>
+        <w:t xml:space="preserve">nikoli </w:t>
+      </w:r>
+      <w:r>
+        <w:t>(M3a → M3b: ΔLL = 12).</w:t>
+      </w:r>
+    </w:p>
+    <w:p>
+      <w:pPr>
+        <w:pStyle w:val="Zkladntext"/>
+        <w:rPr>
+          <w:b/>
+          <w:bCs/>
+        </w:rPr>
+      </w:pPr>
+      <w:r>
+        <w:rPr>
+          <w:b/>
+          <w:bCs/>
+        </w:rPr>
+        <w:t>Předpoklady a limity multinomi</w:t>
+      </w:r>
+      <w:r>
+        <w:rPr>
+          <w:b/>
+          <w:bCs/>
+        </w:rPr>
+        <w:t>cké</w:t>
+      </w:r>
+      <w:r>
+        <w:rPr>
+          <w:b/>
+          <w:bCs/>
+        </w:rPr>
+        <w:t>ho</w:t>
+      </w:r>
+      <w:r>
+        <w:rPr>
+          <w:b/>
+          <w:bCs/>
+        </w:rPr>
+        <w:t xml:space="preserve"> logitu</w:t>
+      </w:r>
+    </w:p>
+    <w:p>
+      <w:pPr>
+        <w:pStyle w:val="Zkladntext"/>
+      </w:pPr>
+      <w:r>
+        <w:rPr>
+          <w:highlight w:val="yellow"/>
+        </w:rPr>
+        <w:t>Hausmanovým testem byla ověřena nezávislost irelevantních alternativ (IIA), základní předpoklad multinomi</w:t>
+      </w:r>
+      <w:r>
+        <w:rPr>
+          <w:highlight w:val="yellow"/>
+        </w:rPr>
+        <w:t>ckého</w:t>
+      </w:r>
+      <w:r>
+        <w:rPr>
+          <w:highlight w:val="yellow"/>
+        </w:rPr>
+        <w:t xml:space="preserve"> logitu. Test formálně zamítá IIA (χ²(49) = 92,16; p = 0,0002), avšak variančně-kovarianční matice V_b − V_B není pozitivně definitní, což činí výsledek nespolehlivým — jedná se o známou limitaci Hausmanova testu u multinomi</w:t>
+      </w:r>
+      <w:r>
+        <w:rPr>
+          <w:highlight w:val="yellow"/>
+        </w:rPr>
+        <w:t xml:space="preserve">ckých </w:t>
+      </w:r>
+      <w:r>
+        <w:rPr>
+          <w:highlight w:val="yellow"/>
+        </w:rPr>
+        <w:t>modelů s mnoha prediktory (Long &amp; Freese, 2014; Cheng &amp; Long, 2007). Multinomi</w:t>
+      </w:r>
+      <w:r>
+        <w:rPr>
+          <w:highlight w:val="yellow"/>
+        </w:rPr>
+        <w:t>cký</w:t>
+      </w:r>
+      <w:r>
+        <w:rPr>
+          <w:highlight w:val="yellow"/>
+        </w:rPr>
+        <w:t xml:space="preserve"> logit je v této práci použit jako exploratorní nástroj pro identifikaci kvalitativních dovednostních profilů</w:t>
+      </w:r>
+      <w:r>
+        <w:rPr>
+          <w:highlight w:val="yellow"/>
+        </w:rPr>
+        <w:t>.</w:t>
+      </w:r>
+      <w:r>
+        <w:rPr>
+          <w:highlight w:val="yellow"/>
+        </w:rPr>
+        <w:t xml:space="preserve"> AME vzory (směr a relativní velikost efektů) jsou robustnější než přesné bodové odhady koeficientů. Tato limitace je diskutována v sekci 5.7.</w:t>
+      </w:r>
+    </w:p>
+    <w:p>
+      <w:pPr>
+        <w:pStyle w:val="Zkladntext"/>
+      </w:pPr>
+    </w:p>
+    <w:p>
+      <w:pPr>
+        <w:pStyle w:val="Zkladntext"/>
+      </w:pPr>
+    </w:p>
+    <w:p>
+      <w:pPr>
+        <w:pStyle w:val="Zkladntext"/>
+      </w:pPr>
+    </w:p>
+    <w:p>
+      <w:pPr>
+        <w:pStyle w:val="Zkladntext"/>
+      </w:pPr>
+    </w:p>
+    <w:p>
+      <w:pPr>
+        <w:pStyle w:val="Zkladntext"/>
+      </w:pPr>
+    </w:p>
+    <w:p>
+      <w:pPr>
+        <w:pStyle w:val="Zkladntext"/>
+      </w:pPr>
+    </w:p>
+    <w:p>
+      <w:pPr>
+        <w:pStyle w:val="Zkladntext"/>
+      </w:pPr>
+    </w:p>
+    <w:p>
+      <w:pPr>
+        <w:pStyle w:val="Zkladntext"/>
+      </w:pPr>
+    </w:p>
+    <w:p>
+      <w:pPr>
+        <w:pStyle w:val="Zkladntext"/>
+      </w:pPr>
+    </w:p>
+    <w:p>
+      <w:pPr>
+        <w:pStyle w:val="Zkladntext"/>
+      </w:pPr>
+    </w:p>
+    <w:p>
+      <w:pPr>
+        <w:pStyle w:val="Nadpis2"/>
+      </w:pPr>
+      <w:r>
+        <w:t>Komparativní analýza zemí (USA, Německo, Indie)</w:t>
+      </w:r>
+    </w:p>
+    <w:p>
+      <w:pPr>
+        <w:pStyle w:val="Zkladntext"/>
+      </w:pPr>
+      <w:r>
+        <w:t xml:space="preserve">Komparativní analýza rozšiřuje záběr o tři ekonomicky, institucionálně a kulturně odlišné trhy práce s použitím odlišného datasetu než sekce 5.1–5.5. Zatímco </w:t>
+      </w:r>
+      <w:r>
+        <w:lastRenderedPageBreak/>
+        <w:t>předchozí analýza byla zaměřena</w:t>
+      </w:r>
+      <w:r>
+        <w:t xml:space="preserve"> čistě</w:t>
+      </w:r>
+      <w:r>
+        <w:t xml:space="preserve"> na americký trh práce, komparativní část kombinuje data ze tří zemí. Celkový sdružený dataset čítá </w:t>
+      </w:r>
+      <w:r>
+        <w:rPr>
+          <w:highlight w:val="yellow"/>
+        </w:rPr>
+        <w:t>44 832</w:t>
+      </w:r>
+      <w:r>
+        <w:t xml:space="preserve"> pozorování (USA: 18 </w:t>
+      </w:r>
+      <w:r>
+        <w:rPr>
+          <w:highlight w:val="yellow"/>
+        </w:rPr>
+        <w:t>464, Indie: 17 114, Německo: 9 254</w:t>
+      </w:r>
+      <w:r>
+        <w:t xml:space="preserve">). Po filtraci (confidence ≥ 0,7 a vyloučení starších inzerátů) zůstalo </w:t>
+      </w:r>
+      <w:r>
+        <w:rPr>
+          <w:highlight w:val="yellow"/>
+        </w:rPr>
+        <w:t>38 432 pozoro</w:t>
+      </w:r>
+      <w:r>
+        <w:t>vání. Mzdy byly převedeny na USD pevnými kurzy za období scrapingu (</w:t>
+      </w:r>
+      <w:r>
+        <w:rPr>
+          <w:highlight w:val="yellow"/>
+        </w:rPr>
+        <w:t>EUR/USD = 1,165; INR/USD = 88)</w:t>
+      </w:r>
+      <w:r>
+        <w:t xml:space="preserve"> a </w:t>
+      </w:r>
+      <w:r>
+        <w:t xml:space="preserve">převedeny na roční mzdy </w:t>
+      </w:r>
+      <w:r>
+        <w:t>s použitím country-specific odpracovaných hodin ročně (</w:t>
+      </w:r>
+      <w:r>
+        <w:rPr>
+          <w:highlight w:val="yellow"/>
+        </w:rPr>
+        <w:t>USA: 2 080 h, DE: 1 607 h dle OECD 2024, IN: 1 920 h</w:t>
+      </w:r>
+      <w:r>
+        <w:t>). Odlehlé mzdové hodnoty mimo rozsah 3 000–500 000 USD (855 pozorování) byly vyřazeny.</w:t>
+      </w:r>
+    </w:p>
+    <w:p>
+      <w:pPr>
+        <w:pStyle w:val="Zkladntext"/>
+        <w:ind w:left="0" w:firstLine="0"/>
+        <w:rPr>
+          <w:b/>
+          <w:bCs/>
+        </w:rPr>
+      </w:pPr>
+      <w:r>
+        <w:rPr>
+          <w:b/>
+          <w:bCs/>
+        </w:rPr>
+        <w:t>Podíl AI pracovních míst podle země</w:t>
+      </w:r>
+    </w:p>
+    <w:p>
+      <w:pPr>
+        <w:pStyle w:val="Zkladntext"/>
+      </w:pPr>
+      <w:r>
+        <w:t>Podíl AI pozic se mezi zeměmi</w:t>
+      </w:r>
+      <w:r>
+        <w:t xml:space="preserve"> dramaticky liší</w:t>
+      </w:r>
+      <w:r>
+        <w:t>. USA vykazují nejvyšší podíl AI požadavků (19,5 %), následován</w:t>
+      </w:r>
+      <w:r>
+        <w:t>o</w:t>
+      </w:r>
+      <w:r>
+        <w:t xml:space="preserve"> Německem (15,7 %) a </w:t>
+      </w:r>
+      <w:r>
+        <w:t xml:space="preserve">poté </w:t>
+      </w:r>
+      <w:r>
+        <w:t>výrazně zaostávající Indií (6,2 %). Tyto rozdíly jsou vysoce statisticky významné (Pearsonův χ² = 1 200; p &lt; 0,001).</w:t>
+      </w:r>
+      <w:r>
+        <w:t xml:space="preserve"> </w:t>
+      </w:r>
+      <w:r>
+        <w:t>Nízký podíl AI pozic v Indii může reflektovat několik strukturálních faktorů</w:t>
+      </w:r>
+      <w:r>
+        <w:t xml:space="preserve"> jako</w:t>
+      </w:r>
+      <w:r>
+        <w:t xml:space="preserve"> odlišnou maturitu IT trhu s větším podílem outsourcingových a podpůrných rolí, nižší penetraci platformy Glassdoor (s možným zkreslením směrem k méně technologicky pokročilým firmám) a obecně jinou strukturu poptávaných IT služeb.</w:t>
+      </w:r>
+    </w:p>
+    <w:p>
+      <w:pPr>
+        <w:pStyle w:val="Zkladntext"/>
+        <w:ind w:left="0" w:firstLine="0"/>
+        <w:rPr>
+          <w:b/>
+          <w:bCs/>
+        </w:rPr>
+      </w:pPr>
+      <w:r>
+        <w:rPr>
+          <w:b/>
+          <w:bCs/>
+        </w:rPr>
+        <w:t>Mzdové hladiny a pokrytí mzdových dat</w:t>
+      </w:r>
+    </w:p>
+    <w:p>
+      <w:pPr>
+        <w:pStyle w:val="Zkladntext"/>
+      </w:pPr>
+      <w:r>
+        <w:t>Mediánové roční platy (v USD) se řádově liší: USA 117 869 USD, Německo 79 104 USD, Indie 6 535 USD. Tyto rozdíly primárně odrážejí cenovou hladinu a ekonomickou úroveň jednotlivých zemí, nikoliv p</w:t>
+      </w:r>
+      <w:r>
+        <w:rPr>
+          <w:highlight w:val="yellow"/>
+        </w:rPr>
+        <w:t>roduktivitu per se.</w:t>
+      </w:r>
+    </w:p>
+    <w:p>
+      <w:pPr>
+        <w:pStyle w:val="Zkladntext"/>
+      </w:pPr>
+      <w:r>
+        <w:t>Klíčovým omezením komparativní analýzy je výrazně odlišné pokrytí mzdových dat. V USA byly mzdové údaje k dispozici u 82,0 % pozorování, v Indii u 64,9 %, avšak v Německu pouze u 8,0 % (514 pozorování). Extrémně nízké pokrytí v Německu je strukturální povahy a odráží německou tradici mzdové mlčenlivosti (Gehaltsgeheimnis), absenci zákonné povinnosti zveřejňovat mzdy v inzerátech (na rozdíl od řady amerických států) a nízkou penetraci Glassdooru v Německu. Z tohoto důvodu je OLS mzdová regrese fakticky porovnáním USA vs. Indie — Německo přispívá pouze 2,1 % mzdového vzorku a koeficienty pro Německo je nutno interpretovat se značnou opatrností.</w:t>
+      </w:r>
+    </w:p>
+    <w:p>
+      <w:pPr>
+        <w:pStyle w:val="Zkladntext"/>
+      </w:pPr>
+    </w:p>
+    <w:p>
+      <w:pPr>
+        <w:pStyle w:val="Zkladntext"/>
+        <w:ind w:left="0" w:firstLine="0"/>
+        <w:rPr>
+          <w:b/>
+          <w:bCs/>
+        </w:rPr>
+      </w:pPr>
+      <w:r>
+        <w:rPr>
+          <w:b/>
+          <w:bCs/>
+        </w:rPr>
+        <w:t>Vzdělávací požadavky</w:t>
+      </w:r>
+    </w:p>
+    <w:p>
+      <w:pPr>
+        <w:pStyle w:val="Zkladntext"/>
+      </w:pPr>
+      <w:r>
+        <w:lastRenderedPageBreak/>
+        <w:t>Vzdělávací požadavky se mezi zeměmi významně liší (χ² = 1 400; p &lt; 0,001). USA nejčastěji požadují vysokoškolský titul (60,4 %), Indie v 52,0 % případů a Německo pouze ve 33,3 %. Nízký podíl v Německu koresponduje s tradicí duálního vzdělávacího systému, kde profesní kvalifikace získaná učňovským vzděláváním (Ausbildung) je zaměstnavateli uznávána jako plnohodnotná alternativa k univerzitnímu titulu.</w:t>
+      </w:r>
+    </w:p>
+    <w:p>
+      <w:pPr>
+        <w:pStyle w:val="Zkladntext"/>
+      </w:pPr>
+      <w:r>
+        <w:t>5.6.4 Sdružený OLS model s country fixed effects</w:t>
+      </w:r>
+    </w:p>
+    <w:p>
+      <w:pPr>
+        <w:pStyle w:val="Zkladntext"/>
+      </w:pPr>
+      <w:r>
+        <w:t>Pro testování, zda se AI mzdová prémie liší mezi zeměmi, byl odhadnut sdružený (pooled) Model B s fixními efekty na zemi (dummy proměnné pro Indii a USA, referenční kategorie = Německo). Model dosáhl R² = 0,936 (N = 23 897), přičemž vysoká hodnota R² je dána tím, že dummy proměnné zemí absorbují řádové mzdové rozdíly mezi ekonomikami.</w:t>
+      </w:r>
+    </w:p>
+    <w:p>
+      <w:pPr>
+        <w:pStyle w:val="Zkladntext"/>
+      </w:pPr>
+      <w:r>
+        <w:t>Klíčové koeficienty sdruženého modelu: AI Integration +8,4 % (koeficient 0,084; p &lt; 0,001), Applied/Core AI +11,6 % (koeficient 0,116; p &lt; 0,001). Indie vykazuje platy přibližně o 90 % nižší než Německo (koeficient −2,269; exp(β) − 1 = −0,897), zatímco USA přibližně o 93 % vyšší (koeficient +0,656; exp(β) − 1 = 0,927). Možnost remote práce nese prémii +10,9 % (koeficient 0,109; p &lt; 0,001).</w:t>
+      </w:r>
+    </w:p>
+    <w:p>
+      <w:pPr>
+        <w:pStyle w:val="Zkladntext"/>
+      </w:pPr>
+      <w:r>
+        <w:t>5.6.5 Interakční model — homogenita AI prémie napříč zeměmi</w:t>
+      </w:r>
+    </w:p>
+    <w:p>
+      <w:pPr>
+        <w:pStyle w:val="Zkladntext"/>
+      </w:pPr>
+      <w:r>
+        <w:t>Klíčovým testem komparativní analýzy je otázka, zda se AI mzdová prémie statisticky významně liší mezi zeměmi. K tomuto účelu byl odhadnut interakční model s plnou interakcí country × ai_level.</w:t>
+      </w:r>
+    </w:p>
+    <w:p>
+      <w:pPr>
+        <w:pStyle w:val="Zkladntext"/>
+      </w:pPr>
+      <w:r>
+        <w:t>Interakční koeficienty (Indie × AI Integration: −0,103, p = 0,476; Indie × Applied AI: −0,030, p = 0,840; USA × AI Integration: −0,095, p = 0,494; USA × Applied AI: −0,037, p = 0,797) nejsou ani jednotlivě, ani společně statisticky významné. Společný F-test všech čtyř interakčních členů dává F(4; 23 833) = 0,15; p = 0,965.</w:t>
+      </w:r>
+    </w:p>
+    <w:p>
+      <w:pPr>
+        <w:pStyle w:val="Zkladntext"/>
+      </w:pPr>
+      <w:r>
+        <w:t>Tento nulový výsledek je důležitým zjištěním: mezi zeměmi neexistuje statisticky významný rozdíl v AI mzdové prémii. Rozdíly mezi zeměmi se projevují ve frekvenci AI pracovních míst (viz deskriptivní statistika a multinom</w:t>
+      </w:r>
+      <w:r>
+        <w:t>ický</w:t>
+      </w:r>
+      <w:r>
+        <w:t xml:space="preserve"> logit), nikoliv v jejich mzdovém ohodnocení relativně k non-AI pozicím. Je však nutné interpretovat tento výsledek s přiměřenou opatrností. Německo přispívá do mzdového vzorku pouhými 514 pozorováními (2,1 % celku), což výrazně omezuje statistickou sílu (power) testu pro detekci případných německých odchylek. Interakční model tak </w:t>
+      </w:r>
+      <w:r>
+        <w:lastRenderedPageBreak/>
+        <w:t>fakticky testuje homogenitu AI prémie mezi USA a Indií s vysokou silou, zatímco pro Německo je schopnost testu odhalit i středně velké rozdíly omezená. Přesto je vysoká p-hodnota společného F-testu (0,965) natolik vzdálena hranici významnosti, že závěr o aproximativní homogenitě AI prémie je oprávněný — alespoň pro dvojici USA–Indie, která tvoří 97,9 % mzdového vzorku.</w:t>
+      </w:r>
+    </w:p>
+    <w:p>
+      <w:pPr>
+        <w:pStyle w:val="Zkladntext"/>
+      </w:pPr>
+      <w:r>
+        <w:t>5.6.6 Multinomi</w:t>
+      </w:r>
+      <w:r>
+        <w:t>cký</w:t>
+      </w:r>
+      <w:r>
+        <w:t xml:space="preserve"> logit — pravděpodobnost AI pozice podle země</w:t>
+      </w:r>
+    </w:p>
+    <w:p>
+      <w:pPr>
+        <w:pStyle w:val="Zkladntext"/>
+      </w:pPr>
+      <w:r>
+        <w:t>Komparativní multinomi</w:t>
+      </w:r>
+      <w:r>
+        <w:t>cký</w:t>
+      </w:r>
+      <w:r>
+        <w:t xml:space="preserve"> logit (N = 32 279; Pseudo R² = 0,405) potvrzuje výrazné strukturální rozdíly v pravděpodobnosti AI pozice. Indie je oproti Německu přibližně o 83 % méně pravděpodobná co do vystavování AI pozic na úrovni AI Integration (RRR = 0,171; p &lt; 0,001) i Applied AI (RRR = 0,161; p &lt; 0,001).</w:t>
+      </w:r>
+    </w:p>
+    <w:p>
+      <w:pPr>
+        <w:pStyle w:val="Zkladntext"/>
+      </w:pPr>
+      <w:r>
+        <w:t>Průměrné marginální efekty ukazují, že příslušnost k Indii snižuje pravděpodobnost AI Integration o 5,8 p. b. a Applied AI o 3,3 p. b. oproti Německu. USA mají oproti Německu mírně vyšší pravděpodobnost AI Integration (+3,4 p. b.; p = 0,029), avšak u Applied/Core AI je rozdíl statisticky nevýznamný (−0,4 p. b.; p = 0,734). To naznačuje, že po kontrole skill clusterů jsou USA a Německo si v hloubce AI adopce podobné — surové rozdíly v podílu AI pozic mezi USA a Německem vznikají kompozičním efektem (odlišnou strukturou pozic a dovedností), nikoliv systematicky odlišným přístupem k AI.</w:t>
+      </w:r>
+    </w:p>
+    <w:p>
+      <w:pPr>
+        <w:pStyle w:val="Zkladntext"/>
+      </w:pPr>
+      <w:r>
+        <w:t>Nejsilnějšími prediktory AI klasifikace v komparativním modelu zůstávají Generative AI (RRR = 47,3× pro AI Integration, 69,5× pro Applied AI) a Data Science / ML (9,0× resp. 46,9×), což plně potvrzuje výsledky z amerického vzorku.</w:t>
+      </w:r>
+    </w:p>
+    <w:p>
+      <w:pPr>
         <w:pStyle w:val="Nadpis1"/>
       </w:pPr>
-      <w:bookmarkStart w:id="57" w:name="_Toc226761442"/>
       <w:r>
         <w:lastRenderedPageBreak/>
         <w:t>Nadpis 1</w:t>
       </w:r>
       <w:bookmarkEnd w:id="5"/>
-      <w:bookmarkEnd w:id="57"/>
+      <w:bookmarkEnd w:id="58"/>
     </w:p>
     <w:p>
       <w:pPr>
         <w:pStyle w:val="Nadpis2"/>
       </w:pPr>
-      <w:bookmarkStart w:id="58" w:name="_Toc22112414"/>
-      <w:bookmarkStart w:id="59" w:name="_Toc226761443"/>
+      <w:bookmarkStart w:id="60" w:name="_Toc22112414"/>
+      <w:bookmarkStart w:id="61" w:name="_Toc226761443"/>
       <w:r>
         <w:t>Nadpis 2</w:t>
       </w:r>
-      <w:bookmarkEnd w:id="58"/>
-      <w:bookmarkEnd w:id="59"/>
+      <w:bookmarkEnd w:id="60"/>
+      <w:bookmarkEnd w:id="61"/>
     </w:p>
     <w:p>
       <w:pPr>
         <w:pStyle w:val="Nadpis3"/>
       </w:pPr>
-      <w:bookmarkStart w:id="60" w:name="_Toc22112415"/>
-      <w:bookmarkStart w:id="61" w:name="_Toc226761444"/>
+      <w:bookmarkStart w:id="62" w:name="_Toc22112415"/>
+      <w:bookmarkStart w:id="63" w:name="_Toc226761444"/>
       <w:r>
         <w:t>Nadpis 3</w:t>
       </w:r>
-      <w:bookmarkEnd w:id="60"/>
-      <w:bookmarkEnd w:id="61"/>
+      <w:bookmarkEnd w:id="62"/>
+      <w:bookmarkEnd w:id="63"/>
     </w:p>
     <w:p>
       <w:pPr>
@@ -19326,11 +20355,11 @@
       <w:r>
         <w:t xml:space="preserve">Nad tímto textem je obrázek s titulkem, pod tímto textem je tabulka s titulkem. </w:t>
       </w:r>
-      <w:bookmarkStart w:id="62" w:name="_Hlk115687330"/>
+      <w:bookmarkStart w:id="64" w:name="_Hlk115687330"/>
       <w:r>
         <w:t>Pokud pracujete s grafem, použijte titulek pro obrázek.</w:t>
       </w:r>
-      <w:bookmarkEnd w:id="62"/>
+      <w:bookmarkEnd w:id="64"/>
     </w:p>
     <w:p>
       <w:pPr>
@@ -19449,14 +20478,14 @@
       <w:pPr>
         <w:pStyle w:val="Nadpis1"/>
       </w:pPr>
-      <w:bookmarkStart w:id="63" w:name="_Toc22112416"/>
-      <w:bookmarkStart w:id="64" w:name="_Toc226761445"/>
+      <w:bookmarkStart w:id="65" w:name="_Toc22112416"/>
+      <w:bookmarkStart w:id="66" w:name="_Toc226761445"/>
       <w:r>
         <w:lastRenderedPageBreak/>
         <w:t>Závěr</w:t>
       </w:r>
-      <w:bookmarkEnd w:id="63"/>
-      <w:bookmarkEnd w:id="64"/>
+      <w:bookmarkEnd w:id="65"/>
+      <w:bookmarkEnd w:id="66"/>
     </w:p>
     <w:p>
       <w:pPr>
@@ -19475,12 +20504,12 @@
       <w:pPr>
         <w:pStyle w:val="Nadpisbezsla"/>
       </w:pPr>
-      <w:bookmarkStart w:id="65" w:name="_Toc226761446"/>
+      <w:bookmarkStart w:id="67" w:name="_Toc226761446"/>
       <w:r>
         <w:lastRenderedPageBreak/>
         <w:t>Seznam použité literatury</w:t>
       </w:r>
-      <w:bookmarkEnd w:id="65"/>
+      <w:bookmarkEnd w:id="67"/>
     </w:p>
     <w:p>
       <w:pPr>
@@ -19828,7 +20857,7 @@
           <w:szCs w:val="24"/>
         </w:rPr>
       </w:pPr>
-      <w:bookmarkStart w:id="66" w:name="_Hlk147744544"/>
+      <w:bookmarkStart w:id="68" w:name="_Hlk147744544"/>
       <w:r>
         <w:rPr>
           <w:rFonts w:cstheme="minorHAnsi"/>
@@ -19885,7 +20914,7 @@
         <w:t>[cit. 2023-10-02].</w:t>
       </w:r>
     </w:p>
-    <w:bookmarkEnd w:id="66"/>
+    <w:bookmarkEnd w:id="68"/>
     <w:p>
       <w:pPr>
         <w:pStyle w:val="Seznampouitliteratury"/>
@@ -20709,12 +21738,12 @@
       <w:pPr>
         <w:pStyle w:val="Nadpisbezsla"/>
       </w:pPr>
-      <w:bookmarkStart w:id="67" w:name="_Toc226761447"/>
+      <w:bookmarkStart w:id="69" w:name="_Toc226761447"/>
       <w:r>
         <w:lastRenderedPageBreak/>
         <w:t>Seznam zkratek</w:t>
       </w:r>
-      <w:bookmarkEnd w:id="67"/>
+      <w:bookmarkEnd w:id="69"/>
     </w:p>
     <w:tbl>
       <w:tblPr>
@@ -21544,16 +22573,16 @@
       <w:pPr>
         <w:pStyle w:val="Nadpisploha"/>
       </w:pPr>
-      <w:bookmarkStart w:id="68" w:name="_Toc525301"/>
-      <w:bookmarkStart w:id="69" w:name="_Toc525338"/>
-      <w:bookmarkStart w:id="70" w:name="_Toc20732280"/>
+      <w:bookmarkStart w:id="70" w:name="_Toc525301"/>
+      <w:bookmarkStart w:id="71" w:name="_Toc525338"/>
+      <w:bookmarkStart w:id="72" w:name="_Toc20732280"/>
       <w:r>
         <w:lastRenderedPageBreak/>
         <w:t>Příloha 1</w:t>
       </w:r>
-      <w:bookmarkEnd w:id="68"/>
-      <w:bookmarkEnd w:id="69"/>
       <w:bookmarkEnd w:id="70"/>
+      <w:bookmarkEnd w:id="71"/>
+      <w:bookmarkEnd w:id="72"/>
     </w:p>
     <w:p>
       <w:pPr>
@@ -21931,7 +22960,7 @@
       </w:r>
     </w:p>
   </w:comment>
-  <w:comment w:id="50" w:author="Jiří Balcar" w:date="2026-04-12T23:02:00Z" w:initials="JB">
+  <w:comment w:id="51" w:author="Jiří Balcar" w:date="2026-04-12T23:02:00Z" w:initials="JB">
     <w:p>
       <w:pPr>
         <w:pStyle w:val="Textkomente"/>
@@ -21977,7 +23006,7 @@
       </w:r>
     </w:p>
   </w:comment>
-  <w:comment w:id="53" w:author="Jiří Balcar" w:date="2026-04-12T23:06:00Z" w:initials="JB">
+  <w:comment w:id="54" w:author="Jiří Balcar" w:date="2026-04-12T23:06:00Z" w:initials="JB">
     <w:p>
       <w:pPr>
         <w:pStyle w:val="Textkomente"/>
@@ -21993,7 +23022,7 @@
       </w:r>
     </w:p>
   </w:comment>
-  <w:comment w:id="55" w:author="Jiří Balcar" w:date="2026-04-12T23:05:00Z" w:initials="JB">
+  <w:comment w:id="56" w:author="Jiří Balcar" w:date="2026-04-12T23:05:00Z" w:initials="JB">
     <w:p>
       <w:pPr>
         <w:pStyle w:val="Textkomente"/>
@@ -22009,7 +23038,7 @@
       </w:r>
     </w:p>
   </w:comment>
-  <w:comment w:id="56" w:author="Jiří Balcar" w:date="2026-04-12T17:53:00Z" w:initials="JB">
+  <w:comment w:id="57" w:author="Jiří Balcar" w:date="2026-04-12T17:53:00Z" w:initials="JB">
     <w:p>
       <w:pPr>
         <w:pStyle w:val="Textkomente"/>
@@ -22156,7 +23185,7 @@
   <w15:commentEx w15:paraId="00B00AFB" w15:done="0"/>
   <w15:commentEx w15:paraId="51165C70" w15:done="0"/>
   <w15:commentEx w15:paraId="44566540" w15:done="0"/>
-  <w15:commentEx w15:paraId="6B3AECDE" w15:done="0"/>
+  <w15:commentEx w15:paraId="6B3AECDE" w15:done="1"/>
   <w15:commentEx w15:paraId="4EB02F2F" w15:done="0"/>
   <w15:commentEx w15:paraId="688919A6" w15:done="0"/>
   <w15:commentEx w15:paraId="557D25A9" w15:done="0"/>

--- a/07 diplomova_prace_murcek_1prak _comJB.docx
+++ b/07 diplomova_prace_murcek_1prak _comJB.docx
@@ -3701,7 +3701,7 @@
                 <w:rFonts w:ascii="Times New Roman" w:hAnsi="Times New Roman" w:cs="Times New Roman"/>
                 <w:lang w:val="en-US"/>
               </w:rPr>
-              <w:t>C (bez JF)</w:t>
+              <w:t>Model B + Skills</w:t>
             </w:r>
           </w:p>
         </w:tc>
